--- a/CV-Linfati-en.docx
+++ b/CV-Linfati-en.docx
@@ -17,41 +17,6 @@
       <w:r>
         <w:t xml:space="preserve">Hello world, CV Linfati.</w:t>
       </w:r>
-    </w:p>
-    <w:p>
-      <w:pPr>
-        <w:pStyle w:val="BodyText"/>
-      </w:pPr>
-      <w:hyperlink r:id="rId9">
-        <w:r>
-          <w:rPr>
-            <w:rStyle w:val="Hyperlink"/>
-          </w:rPr>
-          <w:t xml:space="preserve">PDF</w:t>
-        </w:r>
-      </w:hyperlink>
-      <w:r>
-        <w:t xml:space="preserve"> </w:t>
-      </w:r>
-      <w:hyperlink r:id="rId10">
-        <w:r>
-          <w:rPr>
-            <w:rStyle w:val="Hyperlink"/>
-          </w:rPr>
-          <w:t xml:space="preserve">DOCX</w:t>
-        </w:r>
-      </w:hyperlink>
-      <w:r>
-        <w:t xml:space="preserve"> </w:t>
-      </w:r>
-      <w:hyperlink r:id="rId11">
-        <w:r>
-          <w:rPr>
-            <w:rStyle w:val="Hyperlink"/>
-          </w:rPr>
-          <w:t xml:space="preserve">Español</w:t>
-        </w:r>
-      </w:hyperlink>
     </w:p>
     <w:sectPr>
       <w:footnotePr>

--- a/CV-Linfati-en.docx
+++ b/CV-Linfati-en.docx
@@ -18,6 +18,40 @@
         <w:t xml:space="preserve">Hello world, CV Linfati.</w:t>
       </w:r>
     </w:p>
+    <w:bookmarkStart w:id="9" w:name="publications"/>
+    <w:p>
+      <w:pPr>
+        <w:pStyle w:val="Heading2"/>
+      </w:pPr>
+      <w:r>
+        <w:t xml:space="preserve">Publications</w:t>
+      </w:r>
+    </w:p>
+    <w:p>
+      <w:pPr>
+        <w:pStyle w:val="Compact"/>
+        <w:numPr>
+          <w:ilvl w:val="0"/>
+          <w:numId w:val="1001"/>
+        </w:numPr>
+      </w:pPr>
+      <w:r>
+        <w:t xml:space="preserve">Linfati, R. (2026). Placeholder paper one.</w:t>
+      </w:r>
+    </w:p>
+    <w:p>
+      <w:pPr>
+        <w:pStyle w:val="Compact"/>
+        <w:numPr>
+          <w:ilvl w:val="0"/>
+          <w:numId w:val="1001"/>
+        </w:numPr>
+      </w:pPr>
+      <w:r>
+        <w:t xml:space="preserve">Linfati, R. (2026). Placeholder paper two.</w:t>
+      </w:r>
+    </w:p>
+    <w:bookmarkEnd w:id="9"/>
     <w:sectPr>
       <w:footnotePr>
         <w:numRestart w:val="eachSect"/>
@@ -128,8 +162,114 @@
       </w:pPr>
     </w:lvl>
   </w:abstractNum>
+  <w:abstractNum w:abstractNumId="991">
+    <w:nsid w:val="0000A991"/>
+    <w:multiLevelType w:val="multilevel"/>
+    <w:lvl w:ilvl="0">
+      <w:numFmt w:val="bullet"/>
+      <w:lvlText w:val=""/>
+      <w:lvlJc w:val="left"/>
+      <w:pPr>
+        <w:ind w:left="720" w:hanging="360"/>
+      </w:pPr>
+      <w:rPr>
+        <w:rFonts w:ascii="Symbol" w:hAnsi="Symbol" w:cs="Symbol" w:hint="default"/>
+      </w:rPr>
+    </w:lvl>
+    <w:lvl w:ilvl="1">
+      <w:numFmt w:val="bullet"/>
+      <w:lvlText w:val="o"/>
+      <w:lvlJc w:val="left"/>
+      <w:pPr>
+        <w:ind w:left="1440" w:hanging="360"/>
+      </w:pPr>
+      <w:rPr>
+        <w:rFonts w:ascii="Courier New" w:hAnsi="Courier New" w:cs="Courier New" w:hint="default"/>
+      </w:rPr>
+    </w:lvl>
+    <w:lvl w:ilvl="2">
+      <w:numFmt w:val="bullet"/>
+      <w:lvlText w:val=""/>
+      <w:lvlJc w:val="left"/>
+      <w:pPr>
+        <w:ind w:left="2160" w:hanging="360"/>
+      </w:pPr>
+      <w:rPr>
+        <w:rFonts w:ascii="Wingdings" w:hAnsi="Wingdings" w:cs="Wingdings" w:hint="default"/>
+      </w:rPr>
+    </w:lvl>
+    <w:lvl w:ilvl="3">
+      <w:numFmt w:val="bullet"/>
+      <w:lvlText w:val=""/>
+      <w:lvlJc w:val="left"/>
+      <w:pPr>
+        <w:ind w:left="2880" w:hanging="360"/>
+      </w:pPr>
+      <w:rPr>
+        <w:rFonts w:ascii="Symbol" w:hAnsi="Symbol" w:cs="Symbol" w:hint="default"/>
+      </w:rPr>
+    </w:lvl>
+    <w:lvl w:ilvl="4">
+      <w:numFmt w:val="bullet"/>
+      <w:lvlText w:val="o"/>
+      <w:lvlJc w:val="left"/>
+      <w:pPr>
+        <w:ind w:left="3600" w:hanging="360"/>
+      </w:pPr>
+      <w:rPr>
+        <w:rFonts w:ascii="Courier New" w:hAnsi="Courier New" w:cs="Courier New" w:hint="default"/>
+      </w:rPr>
+    </w:lvl>
+    <w:lvl w:ilvl="5">
+      <w:numFmt w:val="bullet"/>
+      <w:lvlText w:val=""/>
+      <w:lvlJc w:val="left"/>
+      <w:pPr>
+        <w:ind w:left="4320" w:hanging="360"/>
+      </w:pPr>
+      <w:rPr>
+        <w:rFonts w:ascii="Wingdings" w:hAnsi="Wingdings" w:cs="Wingdings" w:hint="default"/>
+      </w:rPr>
+    </w:lvl>
+    <w:lvl w:ilvl="6">
+      <w:numFmt w:val="bullet"/>
+      <w:lvlText w:val=""/>
+      <w:lvlJc w:val="left"/>
+      <w:pPr>
+        <w:ind w:left="5040" w:hanging="360"/>
+      </w:pPr>
+      <w:rPr>
+        <w:rFonts w:ascii="Symbol" w:hAnsi="Symbol" w:cs="Symbol" w:hint="default"/>
+      </w:rPr>
+    </w:lvl>
+    <w:lvl w:ilvl="7">
+      <w:numFmt w:val="bullet"/>
+      <w:lvlText w:val="o"/>
+      <w:lvlJc w:val="left"/>
+      <w:pPr>
+        <w:ind w:left="5760" w:hanging="360"/>
+      </w:pPr>
+      <w:rPr>
+        <w:rFonts w:ascii="Courier New" w:hAnsi="Courier New" w:cs="Courier New" w:hint="default"/>
+      </w:rPr>
+    </w:lvl>
+    <w:lvl w:ilvl="8">
+      <w:numFmt w:val="bullet"/>
+      <w:lvlText w:val=""/>
+      <w:lvlJc w:val="left"/>
+      <w:pPr>
+        <w:ind w:left="6480" w:hanging="360"/>
+      </w:pPr>
+      <w:rPr>
+        <w:rFonts w:ascii="Wingdings" w:hAnsi="Wingdings" w:cs="Wingdings" w:hint="default"/>
+      </w:rPr>
+    </w:lvl>
+  </w:abstractNum>
   <w:num w:numId="1000">
     <w:abstractNumId w:val="990"/>
+  </w:num>
+  <w:num w:numId="1001">
+    <w:abstractNumId w:val="991"/>
   </w:num>
 </w:numbering>
 </file>

--- a/CV-Linfati-en.docx
+++ b/CV-Linfati-en.docx
@@ -12,46 +12,2080 @@
     </w:p>
     <w:p>
       <w:pPr>
+        <w:pStyle w:val="Date"/>
+      </w:pPr>
+      <w:r>
+        <w:t xml:space="preserve">2026-10-25</w:t>
+      </w:r>
+    </w:p>
+    <w:bookmarkStart w:id="9" w:name="about-me"/>
+    <w:p>
+      <w:pPr>
+        <w:pStyle w:val="Heading2"/>
+      </w:pPr>
+      <w:r>
+        <w:t xml:space="preserve">About Me</w:t>
+      </w:r>
+    </w:p>
+    <w:p>
+      <w:pPr>
         <w:pStyle w:val="FirstParagraph"/>
       </w:pPr>
       <w:r>
-        <w:t xml:space="preserve">Hello world, CV Linfati.</w:t>
-      </w:r>
-    </w:p>
-    <w:bookmarkStart w:id="9" w:name="publications"/>
+        <w:t xml:space="preserve">Rodrigo Linfati is currently a Full Professor (since 2026) in the Department of Industrial Engineering at the University of Bío-Bío in Concepción (Chile), where he joined in 2012. Dr. Linfati earned his Ph.D. in Operational Research from the University of Bologna (Italy). He also earned a Master of Science in Industrial Engineering, a professional degree in Industrial Engineering, and a Bachelor of Science in Engineering from the University of Concepción (Chile).</w:t>
+      </w:r>
+    </w:p>
+    <w:p>
+      <w:pPr>
+        <w:pStyle w:val="Compact"/>
+        <w:numPr>
+          <w:ilvl w:val="0"/>
+          <w:numId w:val="1001"/>
+        </w:numPr>
+      </w:pPr>
+      <w:r>
+        <w:rPr>
+          <w:b/>
+          <w:bCs/>
+        </w:rPr>
+        <w:t xml:space="preserve">Research Areas:</w:t>
+      </w:r>
+      <w:r>
+        <w:t xml:space="preserve"> </w:t>
+      </w:r>
+      <w:r>
+        <w:t xml:space="preserve">operations research, combinatorial optimization, metaheuristics, and operations management.</w:t>
+      </w:r>
+    </w:p>
+    <w:p>
+      <w:pPr>
+        <w:pStyle w:val="Compact"/>
+        <w:numPr>
+          <w:ilvl w:val="0"/>
+          <w:numId w:val="1001"/>
+        </w:numPr>
+      </w:pPr>
+      <w:r>
+        <w:rPr>
+          <w:b/>
+          <w:bCs/>
+        </w:rPr>
+        <w:t xml:space="preserve">Research Interests:</w:t>
+      </w:r>
+      <w:r>
+        <w:t xml:space="preserve"> </w:t>
+      </w:r>
+      <w:r>
+        <w:t xml:space="preserve">heuristic and metaheuristic algorithms (TS, SA, VNS, GA, ACO); mathematical modeling and mixed-integer programming formulations; matheuristics and hybrid optimization techniques; machine learning for optimization, including reinforcement learning; quantum and quantum-inspired optimization (metaheuristics, QUBO, quantum annealing, QAOA).</w:t>
+      </w:r>
+    </w:p>
+    <w:p>
+      <w:pPr>
+        <w:pStyle w:val="Compact"/>
+        <w:numPr>
+          <w:ilvl w:val="0"/>
+          <w:numId w:val="1001"/>
+        </w:numPr>
+      </w:pPr>
+      <w:r>
+        <w:rPr>
+          <w:b/>
+          <w:bCs/>
+        </w:rPr>
+        <w:t xml:space="preserve">Application Areas:</w:t>
+      </w:r>
+      <w:r>
+        <w:t xml:space="preserve"> </w:t>
+      </w:r>
+      <w:r>
+        <w:t xml:space="preserve">vehicle routing and last-mile logistics; supply chain management (forestry, sawmill, mining); cutting stock (sawmill, forestry); scheduling, location, and healthcare.</w:t>
+      </w:r>
+    </w:p>
+    <w:bookmarkEnd w:id="9"/>
+    <w:bookmarkStart w:id="10" w:name="research-summary"/>
     <w:p>
       <w:pPr>
         <w:pStyle w:val="Heading2"/>
       </w:pPr>
       <w:r>
+        <w:t xml:space="preserve">Research Summary</w:t>
+      </w:r>
+    </w:p>
+    <w:p>
+      <w:pPr>
+        <w:pStyle w:val="Compact"/>
+        <w:numPr>
+          <w:ilvl w:val="0"/>
+          <w:numId w:val="1002"/>
+        </w:numPr>
+      </w:pPr>
+      <w:r>
+        <w:t xml:space="preserve">Publications: XX (WoS: XX; SCOPUS: XX)</w:t>
+      </w:r>
+    </w:p>
+    <w:p>
+      <w:pPr>
+        <w:pStyle w:val="Compact"/>
+        <w:numPr>
+          <w:ilvl w:val="0"/>
+          <w:numId w:val="1002"/>
+        </w:numPr>
+      </w:pPr>
+      <w:r>
+        <w:t xml:space="preserve">h-index: XX (SCOPUS) · XX (Google Scholar)</w:t>
+      </w:r>
+    </w:p>
+    <w:p>
+      <w:pPr>
+        <w:pStyle w:val="Compact"/>
+        <w:numPr>
+          <w:ilvl w:val="0"/>
+          <w:numId w:val="1002"/>
+        </w:numPr>
+      </w:pPr>
+      <w:r>
+        <w:t xml:space="preserve">Citations: XXXX (Google Scholar)</w:t>
+      </w:r>
+    </w:p>
+    <w:p>
+      <w:pPr>
+        <w:pStyle w:val="Compact"/>
+        <w:numPr>
+          <w:ilvl w:val="0"/>
+          <w:numId w:val="1002"/>
+        </w:numPr>
+      </w:pPr>
+      <w:r>
+        <w:t xml:space="preserve">Grants as PI: XX · Theses supervised: XX (PhD: XX; MSc: XX)</w:t>
+      </w:r>
+    </w:p>
+    <w:bookmarkEnd w:id="10"/>
+    <w:bookmarkStart w:id="18" w:name="contact-and-identifiers"/>
+    <w:p>
+      <w:pPr>
+        <w:pStyle w:val="Heading2"/>
+      </w:pPr>
+      <w:r>
+        <w:t xml:space="preserve">Contact and Identifiers</w:t>
+      </w:r>
+    </w:p>
+    <w:p>
+      <w:pPr>
+        <w:pStyle w:val="Compact"/>
+        <w:numPr>
+          <w:ilvl w:val="0"/>
+          <w:numId w:val="1003"/>
+        </w:numPr>
+      </w:pPr>
+      <w:r>
+        <w:t xml:space="preserve">Email: rlinfati [at] ubiobio.cl</w:t>
+      </w:r>
+    </w:p>
+    <w:p>
+      <w:pPr>
+        <w:pStyle w:val="Compact"/>
+        <w:numPr>
+          <w:ilvl w:val="0"/>
+          <w:numId w:val="1003"/>
+        </w:numPr>
+      </w:pPr>
+      <w:r>
+        <w:t xml:space="preserve">Web:</w:t>
+      </w:r>
+      <w:r>
+        <w:t xml:space="preserve"> </w:t>
+      </w:r>
+      <w:hyperlink r:id="rId11">
+        <w:r>
+          <w:rPr>
+            <w:rStyle w:val="Hyperlink"/>
+          </w:rPr>
+          <w:t xml:space="preserve">rlinfati.github.io</w:t>
+        </w:r>
+      </w:hyperlink>
+    </w:p>
+    <w:p>
+      <w:pPr>
+        <w:pStyle w:val="Compact"/>
+        <w:numPr>
+          <w:ilvl w:val="0"/>
+          <w:numId w:val="1003"/>
+        </w:numPr>
+      </w:pPr>
+      <w:r>
+        <w:t xml:space="preserve">ORCID:</w:t>
+      </w:r>
+      <w:r>
+        <w:t xml:space="preserve"> </w:t>
+      </w:r>
+      <w:hyperlink r:id="rId12">
+        <w:r>
+          <w:rPr>
+            <w:rStyle w:val="Hyperlink"/>
+          </w:rPr>
+          <w:t xml:space="preserve">0000-0002-7659-383X</w:t>
+        </w:r>
+      </w:hyperlink>
+    </w:p>
+    <w:p>
+      <w:pPr>
+        <w:pStyle w:val="Compact"/>
+        <w:numPr>
+          <w:ilvl w:val="0"/>
+          <w:numId w:val="1003"/>
+        </w:numPr>
+      </w:pPr>
+      <w:r>
+        <w:t xml:space="preserve">SCOPUS:</w:t>
+      </w:r>
+      <w:r>
+        <w:t xml:space="preserve"> </w:t>
+      </w:r>
+      <w:hyperlink r:id="rId13">
+        <w:r>
+          <w:rPr>
+            <w:rStyle w:val="Hyperlink"/>
+          </w:rPr>
+          <w:t xml:space="preserve">55250033800</w:t>
+        </w:r>
+      </w:hyperlink>
+    </w:p>
+    <w:p>
+      <w:pPr>
+        <w:pStyle w:val="Compact"/>
+        <w:numPr>
+          <w:ilvl w:val="0"/>
+          <w:numId w:val="1003"/>
+        </w:numPr>
+      </w:pPr>
+      <w:r>
+        <w:t xml:space="preserve">ResearcherID:</w:t>
+      </w:r>
+      <w:r>
+        <w:t xml:space="preserve"> </w:t>
+      </w:r>
+      <w:hyperlink r:id="rId14">
+        <w:r>
+          <w:rPr>
+            <w:rStyle w:val="Hyperlink"/>
+          </w:rPr>
+          <w:t xml:space="preserve">X-9326-2018</w:t>
+        </w:r>
+      </w:hyperlink>
+    </w:p>
+    <w:p>
+      <w:pPr>
+        <w:pStyle w:val="Compact"/>
+        <w:numPr>
+          <w:ilvl w:val="0"/>
+          <w:numId w:val="1003"/>
+        </w:numPr>
+      </w:pPr>
+      <w:r>
+        <w:t xml:space="preserve">Google Scholar:</w:t>
+      </w:r>
+      <w:r>
+        <w:t xml:space="preserve"> </w:t>
+      </w:r>
+      <w:hyperlink r:id="rId15">
+        <w:r>
+          <w:rPr>
+            <w:rStyle w:val="Hyperlink"/>
+          </w:rPr>
+          <w:t xml:space="preserve">6bJ02OAAAAAJ</w:t>
+        </w:r>
+      </w:hyperlink>
+    </w:p>
+    <w:p>
+      <w:pPr>
+        <w:pStyle w:val="Compact"/>
+        <w:numPr>
+          <w:ilvl w:val="0"/>
+          <w:numId w:val="1003"/>
+        </w:numPr>
+      </w:pPr>
+      <w:r>
+        <w:t xml:space="preserve">GitHub:</w:t>
+      </w:r>
+      <w:r>
+        <w:t xml:space="preserve"> </w:t>
+      </w:r>
+      <w:hyperlink r:id="rId16">
+        <w:r>
+          <w:rPr>
+            <w:rStyle w:val="Hyperlink"/>
+          </w:rPr>
+          <w:t xml:space="preserve">rlinfati</w:t>
+        </w:r>
+      </w:hyperlink>
+    </w:p>
+    <w:p>
+      <w:pPr>
+        <w:pStyle w:val="Compact"/>
+        <w:numPr>
+          <w:ilvl w:val="0"/>
+          <w:numId w:val="1003"/>
+        </w:numPr>
+      </w:pPr>
+      <w:r>
+        <w:t xml:space="preserve">LinkedIn:</w:t>
+      </w:r>
+      <w:r>
+        <w:t xml:space="preserve"> </w:t>
+      </w:r>
+      <w:hyperlink r:id="rId17">
+        <w:r>
+          <w:rPr>
+            <w:rStyle w:val="Hyperlink"/>
+          </w:rPr>
+          <w:t xml:space="preserve">rlinfati</w:t>
+        </w:r>
+      </w:hyperlink>
+    </w:p>
+    <w:bookmarkEnd w:id="18"/>
+    <w:bookmarkStart w:id="21" w:name="appointments-and-leadership"/>
+    <w:p>
+      <w:pPr>
+        <w:pStyle w:val="Heading2"/>
+      </w:pPr>
+      <w:r>
+        <w:t xml:space="preserve">Appointments and Leadership</w:t>
+      </w:r>
+    </w:p>
+    <w:bookmarkStart w:id="19" w:name="academic-appointments"/>
+    <w:p>
+      <w:pPr>
+        <w:pStyle w:val="Heading3"/>
+      </w:pPr>
+      <w:r>
+        <w:t xml:space="preserve">Academic Appointments</w:t>
+      </w:r>
+    </w:p>
+    <w:p>
+      <w:pPr>
+        <w:pStyle w:val="Compact"/>
+        <w:numPr>
+          <w:ilvl w:val="0"/>
+          <w:numId w:val="1004"/>
+        </w:numPr>
+      </w:pPr>
+      <w:r>
+        <w:rPr>
+          <w:b/>
+          <w:bCs/>
+        </w:rPr>
+        <w:t xml:space="preserve">2026–Today.</w:t>
+      </w:r>
+      <w:r>
+        <w:t xml:space="preserve"> </w:t>
+      </w:r>
+      <w:r>
+        <w:t xml:space="preserve">Lorem ipsum dolor sit amet — Consectetur adipiscing elit, Universidad del Bío-Bío, Chile</w:t>
+      </w:r>
+    </w:p>
+    <w:p>
+      <w:pPr>
+        <w:pStyle w:val="Compact"/>
+        <w:numPr>
+          <w:ilvl w:val="0"/>
+          <w:numId w:val="1004"/>
+        </w:numPr>
+      </w:pPr>
+      <w:r>
+        <w:rPr>
+          <w:b/>
+          <w:bCs/>
+        </w:rPr>
+        <w:t xml:space="preserve">2018–2026.</w:t>
+      </w:r>
+      <w:r>
+        <w:t xml:space="preserve"> </w:t>
+      </w:r>
+      <w:r>
+        <w:t xml:space="preserve">Sed do eiusmod tempor — Incididunt ut labore, Universidad del Bío-Bío, Chile</w:t>
+      </w:r>
+    </w:p>
+    <w:p>
+      <w:pPr>
+        <w:pStyle w:val="Compact"/>
+        <w:numPr>
+          <w:ilvl w:val="0"/>
+          <w:numId w:val="1004"/>
+        </w:numPr>
+      </w:pPr>
+      <w:r>
+        <w:rPr>
+          <w:b/>
+          <w:bCs/>
+        </w:rPr>
+        <w:t xml:space="preserve">2012–2018.</w:t>
+      </w:r>
+      <w:r>
+        <w:t xml:space="preserve"> </w:t>
+      </w:r>
+      <w:r>
+        <w:t xml:space="preserve">Ut enim ad minim veniam — Quis nostrud, Universidad del Bío-Bío, Chile</w:t>
+      </w:r>
+    </w:p>
+    <w:bookmarkEnd w:id="19"/>
+    <w:bookmarkStart w:id="20" w:name="administrative-and-leadership-roles"/>
+    <w:p>
+      <w:pPr>
+        <w:pStyle w:val="Heading3"/>
+      </w:pPr>
+      <w:r>
+        <w:t xml:space="preserve">Administrative and Leadership Roles</w:t>
+      </w:r>
+    </w:p>
+    <w:p>
+      <w:pPr>
+        <w:pStyle w:val="Compact"/>
+        <w:numPr>
+          <w:ilvl w:val="0"/>
+          <w:numId w:val="1005"/>
+        </w:numPr>
+      </w:pPr>
+      <w:r>
+        <w:rPr>
+          <w:b/>
+          <w:bCs/>
+        </w:rPr>
+        <w:t xml:space="preserve">2024–2026.</w:t>
+      </w:r>
+      <w:r>
+        <w:t xml:space="preserve"> </w:t>
+      </w:r>
+      <w:r>
+        <w:t xml:space="preserve">Lorem ipsum dolor sit amet — Department, Universidad del Bío-Bío, Chile</w:t>
+      </w:r>
+    </w:p>
+    <w:p>
+      <w:pPr>
+        <w:pStyle w:val="Compact"/>
+        <w:numPr>
+          <w:ilvl w:val="0"/>
+          <w:numId w:val="1005"/>
+        </w:numPr>
+      </w:pPr>
+      <w:r>
+        <w:rPr>
+          <w:b/>
+          <w:bCs/>
+        </w:rPr>
+        <w:t xml:space="preserve">2020–2022.</w:t>
+      </w:r>
+      <w:r>
+        <w:t xml:space="preserve"> </w:t>
+      </w:r>
+      <w:r>
+        <w:t xml:space="preserve">Consectetur adipiscing elit — Committee, Universidad del Bío-Bío, Chile</w:t>
+      </w:r>
+    </w:p>
+    <w:bookmarkEnd w:id="20"/>
+    <w:bookmarkEnd w:id="21"/>
+    <w:bookmarkStart w:id="22" w:name="education"/>
+    <w:p>
+      <w:pPr>
+        <w:pStyle w:val="Heading2"/>
+      </w:pPr>
+      <w:r>
+        <w:t xml:space="preserve">Education</w:t>
+      </w:r>
+    </w:p>
+    <w:p>
+      <w:pPr>
+        <w:pStyle w:val="Compact"/>
+        <w:numPr>
+          <w:ilvl w:val="0"/>
+          <w:numId w:val="1006"/>
+        </w:numPr>
+      </w:pPr>
+      <w:r>
+        <w:rPr>
+          <w:b/>
+          <w:bCs/>
+        </w:rPr>
+        <w:t xml:space="preserve">2009–2011.</w:t>
+      </w:r>
+      <w:r>
+        <w:t xml:space="preserve"> </w:t>
+      </w:r>
+      <w:r>
+        <w:t xml:space="preserve">Lorem ipsum dolor sit amet — Universitas Ipsum, Italia</w:t>
+      </w:r>
+    </w:p>
+    <w:p>
+      <w:pPr>
+        <w:pStyle w:val="Compact"/>
+        <w:numPr>
+          <w:ilvl w:val="0"/>
+          <w:numId w:val="1006"/>
+        </w:numPr>
+      </w:pPr>
+      <w:r>
+        <w:rPr>
+          <w:b/>
+          <w:bCs/>
+        </w:rPr>
+        <w:t xml:space="preserve">2006–2008.</w:t>
+      </w:r>
+      <w:r>
+        <w:t xml:space="preserve"> </w:t>
+      </w:r>
+      <w:r>
+        <w:t xml:space="preserve">Consectetur adipiscing elit — Universitas Dolor, Chile</w:t>
+      </w:r>
+    </w:p>
+    <w:p>
+      <w:pPr>
+        <w:pStyle w:val="Compact"/>
+        <w:numPr>
+          <w:ilvl w:val="0"/>
+          <w:numId w:val="1006"/>
+        </w:numPr>
+      </w:pPr>
+      <w:r>
+        <w:rPr>
+          <w:b/>
+          <w:bCs/>
+        </w:rPr>
+        <w:t xml:space="preserve">2002–2007.</w:t>
+      </w:r>
+      <w:r>
+        <w:t xml:space="preserve"> </w:t>
+      </w:r>
+      <w:r>
+        <w:t xml:space="preserve">Sed do eiusmod tempor — Universitas Dolor, Chile</w:t>
+      </w:r>
+    </w:p>
+    <w:bookmarkEnd w:id="22"/>
+    <w:bookmarkStart w:id="23" w:name="honors-and-awards"/>
+    <w:p>
+      <w:pPr>
+        <w:pStyle w:val="Heading2"/>
+      </w:pPr>
+      <w:r>
+        <w:t xml:space="preserve">Honors and Awards</w:t>
+      </w:r>
+    </w:p>
+    <w:p>
+      <w:pPr>
+        <w:pStyle w:val="Compact"/>
+        <w:numPr>
+          <w:ilvl w:val="0"/>
+          <w:numId w:val="1007"/>
+        </w:numPr>
+      </w:pPr>
+      <w:r>
+        <w:rPr>
+          <w:b/>
+          <w:bCs/>
+        </w:rPr>
+        <w:t xml:space="preserve">2025.</w:t>
+      </w:r>
+      <w:r>
+        <w:t xml:space="preserve"> </w:t>
+      </w:r>
+      <w:r>
+        <w:t xml:space="preserve">Lorem ipsum award — Consectetur adipiscing elit</w:t>
+      </w:r>
+    </w:p>
+    <w:p>
+      <w:pPr>
+        <w:pStyle w:val="Compact"/>
+        <w:numPr>
+          <w:ilvl w:val="0"/>
+          <w:numId w:val="1007"/>
+        </w:numPr>
+      </w:pPr>
+      <w:r>
+        <w:rPr>
+          <w:b/>
+          <w:bCs/>
+        </w:rPr>
+        <w:t xml:space="preserve">2019.</w:t>
+      </w:r>
+      <w:r>
+        <w:t xml:space="preserve"> </w:t>
+      </w:r>
+      <w:r>
+        <w:t xml:space="preserve">Dolor sit amet recognition — Sed do eiusmod</w:t>
+      </w:r>
+    </w:p>
+    <w:p>
+      <w:pPr>
+        <w:pStyle w:val="Compact"/>
+        <w:numPr>
+          <w:ilvl w:val="0"/>
+          <w:numId w:val="1007"/>
+        </w:numPr>
+      </w:pPr>
+      <w:r>
+        <w:rPr>
+          <w:b/>
+          <w:bCs/>
+        </w:rPr>
+        <w:t xml:space="preserve">2007.</w:t>
+      </w:r>
+      <w:r>
+        <w:t xml:space="preserve"> </w:t>
+      </w:r>
+      <w:r>
+        <w:t xml:space="preserve">Ut enim ad minim distinction — Quis nostrud</w:t>
+      </w:r>
+    </w:p>
+    <w:bookmarkEnd w:id="23"/>
+    <w:bookmarkStart w:id="27" w:name="research-projects"/>
+    <w:p>
+      <w:pPr>
+        <w:pStyle w:val="Heading2"/>
+      </w:pPr>
+      <w:r>
+        <w:t xml:space="preserve">Research Projects</w:t>
+      </w:r>
+    </w:p>
+    <w:p>
+      <w:pPr>
+        <w:pStyle w:val="FirstParagraph"/>
+      </w:pPr>
+      <w:r>
+        <w:t xml:space="preserve">PI: principal investigator · Co-PI: co-investigator.</w:t>
+      </w:r>
+    </w:p>
+    <w:bookmarkStart w:id="24" w:name="competitive-funding"/>
+    <w:p>
+      <w:pPr>
+        <w:pStyle w:val="Heading3"/>
+      </w:pPr>
+      <w:r>
+        <w:t xml:space="preserve">Competitive Funding</w:t>
+      </w:r>
+    </w:p>
+    <w:p>
+      <w:pPr>
+        <w:pStyle w:val="Compact"/>
+        <w:numPr>
+          <w:ilvl w:val="0"/>
+          <w:numId w:val="1008"/>
+        </w:numPr>
+      </w:pPr>
+      <w:r>
+        <w:rPr>
+          <w:b/>
+          <w:bCs/>
+        </w:rPr>
+        <w:t xml:space="preserve">2023–2026.</w:t>
+      </w:r>
+      <w:r>
+        <w:t xml:space="preserve"> </w:t>
+      </w:r>
+      <w:r>
+        <w:t xml:space="preserve">Lorem ipsum dolor sit amet, consectetur —</w:t>
+      </w:r>
+      <w:r>
+        <w:t xml:space="preserve"> </w:t>
+      </w:r>
+      <w:r>
+        <w:rPr>
+          <w:i/>
+          <w:iCs/>
+        </w:rPr>
+        <w:t xml:space="preserve">PI</w:t>
+      </w:r>
+      <w:r>
+        <w:t xml:space="preserve"> </w:t>
+      </w:r>
+      <w:r>
+        <w:t xml:space="preserve">— ANID, Chile</w:t>
+      </w:r>
+    </w:p>
+    <w:p>
+      <w:pPr>
+        <w:pStyle w:val="Compact"/>
+        <w:numPr>
+          <w:ilvl w:val="0"/>
+          <w:numId w:val="1008"/>
+        </w:numPr>
+      </w:pPr>
+      <w:r>
+        <w:rPr>
+          <w:b/>
+          <w:bCs/>
+        </w:rPr>
+        <w:t xml:space="preserve">2016–2018.</w:t>
+      </w:r>
+      <w:r>
+        <w:t xml:space="preserve"> </w:t>
+      </w:r>
+      <w:r>
+        <w:t xml:space="preserve">Sed do eiusmod tempor incididunt —</w:t>
+      </w:r>
+      <w:r>
+        <w:t xml:space="preserve"> </w:t>
+      </w:r>
+      <w:r>
+        <w:rPr>
+          <w:i/>
+          <w:iCs/>
+        </w:rPr>
+        <w:t xml:space="preserve">Co-PI</w:t>
+      </w:r>
+      <w:r>
+        <w:t xml:space="preserve"> </w:t>
+      </w:r>
+      <w:r>
+        <w:t xml:space="preserve">— CORFO, Chile</w:t>
+      </w:r>
+    </w:p>
+    <w:p>
+      <w:pPr>
+        <w:pStyle w:val="Compact"/>
+        <w:numPr>
+          <w:ilvl w:val="0"/>
+          <w:numId w:val="1008"/>
+        </w:numPr>
+      </w:pPr>
+      <w:r>
+        <w:rPr>
+          <w:b/>
+          <w:bCs/>
+        </w:rPr>
+        <w:t xml:space="preserve">2012–2015.</w:t>
+      </w:r>
+      <w:r>
+        <w:t xml:space="preserve"> </w:t>
+      </w:r>
+      <w:r>
+        <w:t xml:space="preserve">Ut labore et dolore magna —</w:t>
+      </w:r>
+      <w:r>
+        <w:t xml:space="preserve"> </w:t>
+      </w:r>
+      <w:r>
+        <w:rPr>
+          <w:i/>
+          <w:iCs/>
+        </w:rPr>
+        <w:t xml:space="preserve">PI</w:t>
+      </w:r>
+      <w:r>
+        <w:t xml:space="preserve"> </w:t>
+      </w:r>
+      <w:r>
+        <w:t xml:space="preserve">— ANID, Chile</w:t>
+      </w:r>
+    </w:p>
+    <w:bookmarkEnd w:id="24"/>
+    <w:bookmarkStart w:id="25" w:name="university-funding"/>
+    <w:p>
+      <w:pPr>
+        <w:pStyle w:val="Heading3"/>
+      </w:pPr>
+      <w:r>
+        <w:t xml:space="preserve">University Funding</w:t>
+      </w:r>
+    </w:p>
+    <w:p>
+      <w:pPr>
+        <w:pStyle w:val="Compact"/>
+        <w:numPr>
+          <w:ilvl w:val="0"/>
+          <w:numId w:val="1009"/>
+        </w:numPr>
+      </w:pPr>
+      <w:r>
+        <w:rPr>
+          <w:b/>
+          <w:bCs/>
+        </w:rPr>
+        <w:t xml:space="preserve">2025–2026.</w:t>
+      </w:r>
+      <w:r>
+        <w:t xml:space="preserve"> </w:t>
+      </w:r>
+      <w:r>
+        <w:t xml:space="preserve">Lorem ipsum dolor sit amet —</w:t>
+      </w:r>
+      <w:r>
+        <w:t xml:space="preserve"> </w:t>
+      </w:r>
+      <w:r>
+        <w:rPr>
+          <w:i/>
+          <w:iCs/>
+        </w:rPr>
+        <w:t xml:space="preserve">PI</w:t>
+      </w:r>
+      <w:r>
+        <w:t xml:space="preserve"> </w:t>
+      </w:r>
+      <w:r>
+        <w:t xml:space="preserve">— UBB, Chile</w:t>
+      </w:r>
+    </w:p>
+    <w:p>
+      <w:pPr>
+        <w:pStyle w:val="Compact"/>
+        <w:numPr>
+          <w:ilvl w:val="0"/>
+          <w:numId w:val="1009"/>
+        </w:numPr>
+      </w:pPr>
+      <w:r>
+        <w:rPr>
+          <w:b/>
+          <w:bCs/>
+        </w:rPr>
+        <w:t xml:space="preserve">2022–2024.</w:t>
+      </w:r>
+      <w:r>
+        <w:t xml:space="preserve"> </w:t>
+      </w:r>
+      <w:r>
+        <w:t xml:space="preserve">Consectetur adipiscing elit —</w:t>
+      </w:r>
+      <w:r>
+        <w:t xml:space="preserve"> </w:t>
+      </w:r>
+      <w:r>
+        <w:rPr>
+          <w:i/>
+          <w:iCs/>
+        </w:rPr>
+        <w:t xml:space="preserve">PI</w:t>
+      </w:r>
+      <w:r>
+        <w:t xml:space="preserve"> </w:t>
+      </w:r>
+      <w:r>
+        <w:t xml:space="preserve">— UBB, Chile</w:t>
+      </w:r>
+    </w:p>
+    <w:p>
+      <w:pPr>
+        <w:pStyle w:val="Compact"/>
+        <w:numPr>
+          <w:ilvl w:val="0"/>
+          <w:numId w:val="1009"/>
+        </w:numPr>
+      </w:pPr>
+      <w:r>
+        <w:rPr>
+          <w:b/>
+          <w:bCs/>
+        </w:rPr>
+        <w:t xml:space="preserve">2018–2019.</w:t>
+      </w:r>
+      <w:r>
+        <w:t xml:space="preserve"> </w:t>
+      </w:r>
+      <w:r>
+        <w:t xml:space="preserve">Sed do eiusmod tempor —</w:t>
+      </w:r>
+      <w:r>
+        <w:t xml:space="preserve"> </w:t>
+      </w:r>
+      <w:r>
+        <w:rPr>
+          <w:i/>
+          <w:iCs/>
+        </w:rPr>
+        <w:t xml:space="preserve">Co-PI</w:t>
+      </w:r>
+      <w:r>
+        <w:t xml:space="preserve"> </w:t>
+      </w:r>
+      <w:r>
+        <w:t xml:space="preserve">— UBB, Chile</w:t>
+      </w:r>
+    </w:p>
+    <w:bookmarkEnd w:id="25"/>
+    <w:bookmarkStart w:id="26" w:name="X9ccf25a8761d8e8ae5469964daa60c99e6c95d4"/>
+    <w:p>
+      <w:pPr>
+        <w:pStyle w:val="Heading3"/>
+      </w:pPr>
+      <w:r>
+        <w:t xml:space="preserve">Technology Transfer and Industry Collaboration</w:t>
+      </w:r>
+    </w:p>
+    <w:p>
+      <w:pPr>
+        <w:pStyle w:val="Compact"/>
+        <w:numPr>
+          <w:ilvl w:val="0"/>
+          <w:numId w:val="1010"/>
+        </w:numPr>
+      </w:pPr>
+      <w:r>
+        <w:rPr>
+          <w:b/>
+          <w:bCs/>
+        </w:rPr>
+        <w:t xml:space="preserve">2024–2025.</w:t>
+      </w:r>
+      <w:r>
+        <w:t xml:space="preserve"> </w:t>
+      </w:r>
+      <w:r>
+        <w:t xml:space="preserve">Lorem ipsum dolor sit amet — Industry partner, Chile</w:t>
+      </w:r>
+    </w:p>
+    <w:p>
+      <w:pPr>
+        <w:pStyle w:val="Compact"/>
+        <w:numPr>
+          <w:ilvl w:val="0"/>
+          <w:numId w:val="1010"/>
+        </w:numPr>
+      </w:pPr>
+      <w:r>
+        <w:rPr>
+          <w:b/>
+          <w:bCs/>
+        </w:rPr>
+        <w:t xml:space="preserve">2019–2021.</w:t>
+      </w:r>
+      <w:r>
+        <w:t xml:space="preserve"> </w:t>
+      </w:r>
+      <w:r>
+        <w:t xml:space="preserve">Consectetur adipiscing elit — Industry partner, Chile</w:t>
+      </w:r>
+    </w:p>
+    <w:bookmarkEnd w:id="26"/>
+    <w:bookmarkEnd w:id="27"/>
+    <w:bookmarkStart w:id="33" w:name="publications"/>
+    <w:p>
+      <w:pPr>
+        <w:pStyle w:val="Heading2"/>
+      </w:pPr>
+      <w:r>
         <w:t xml:space="preserve">Publications</w:t>
       </w:r>
     </w:p>
     <w:p>
       <w:pPr>
-        <w:pStyle w:val="Compact"/>
-        <w:numPr>
-          <w:ilvl w:val="0"/>
-          <w:numId w:val="1001"/>
-        </w:numPr>
-      </w:pPr>
-      <w:r>
-        <w:t xml:space="preserve">Linfati, R. (2026). Placeholder paper one.</w:t>
-      </w:r>
-    </w:p>
-    <w:p>
-      <w:pPr>
-        <w:pStyle w:val="Compact"/>
-        <w:numPr>
-          <w:ilvl w:val="0"/>
-          <w:numId w:val="1001"/>
-        </w:numPr>
-      </w:pPr>
-      <w:r>
-        <w:t xml:space="preserve">Linfati, R. (2026). Placeholder paper two.</w:t>
-      </w:r>
-    </w:p>
-    <w:bookmarkEnd w:id="9"/>
+        <w:pStyle w:val="FirstParagraph"/>
+      </w:pPr>
+      <w:r>
+        <w:t xml:space="preserve">* student co-author · † corresponding author.</w:t>
+      </w:r>
+    </w:p>
+    <w:bookmarkStart w:id="28" w:name="journal-articles---wos-scie-ssci-ahci"/>
+    <w:p>
+      <w:pPr>
+        <w:pStyle w:val="Heading3"/>
+      </w:pPr>
+      <w:r>
+        <w:t xml:space="preserve">Journal Articles - WoS (SCIE, SSCI, AHCI)</w:t>
+      </w:r>
+    </w:p>
+    <w:p>
+      <w:pPr>
+        <w:pStyle w:val="Compact"/>
+        <w:numPr>
+          <w:ilvl w:val="0"/>
+          <w:numId w:val="1011"/>
+        </w:numPr>
+      </w:pPr>
+      <w:r>
+        <w:t xml:space="preserve">Linfati, R.; Lorem, I.*; Ipsum, D.† (2026). Lorem ipsum dolor sit amet.</w:t>
+      </w:r>
+      <w:r>
+        <w:t xml:space="preserve"> </w:t>
+      </w:r>
+      <w:r>
+        <w:rPr>
+          <w:i/>
+          <w:iCs/>
+        </w:rPr>
+        <w:t xml:space="preserve">Journal Lorem Ipsum</w:t>
+      </w:r>
+      <w:r>
+        <w:t xml:space="preserve">, 1(1), 1–10.</w:t>
+      </w:r>
+    </w:p>
+    <w:p>
+      <w:pPr>
+        <w:pStyle w:val="Compact"/>
+        <w:numPr>
+          <w:ilvl w:val="0"/>
+          <w:numId w:val="1011"/>
+        </w:numPr>
+      </w:pPr>
+      <w:r>
+        <w:t xml:space="preserve">Linfati, R.†; Dolor, S. (2025). Consectetur adipiscing elit.</w:t>
+      </w:r>
+      <w:r>
+        <w:t xml:space="preserve"> </w:t>
+      </w:r>
+      <w:r>
+        <w:rPr>
+          <w:i/>
+          <w:iCs/>
+        </w:rPr>
+        <w:t xml:space="preserve">Journal Dolor Sit</w:t>
+      </w:r>
+      <w:r>
+        <w:t xml:space="preserve">, 2(3), 11–20.</w:t>
+      </w:r>
+    </w:p>
+    <w:bookmarkEnd w:id="28"/>
+    <w:bookmarkStart w:id="29" w:name="journal-articles---wosesci-scopus"/>
+    <w:p>
+      <w:pPr>
+        <w:pStyle w:val="Heading3"/>
+      </w:pPr>
+      <w:r>
+        <w:t xml:space="preserve">Journal Articles - WoS/ESCI &amp; SCOPUS</w:t>
+      </w:r>
+    </w:p>
+    <w:p>
+      <w:pPr>
+        <w:pStyle w:val="Compact"/>
+        <w:numPr>
+          <w:ilvl w:val="0"/>
+          <w:numId w:val="1012"/>
+        </w:numPr>
+      </w:pPr>
+      <w:r>
+        <w:t xml:space="preserve">Linfati, R.; Amet, C.* (2024). Sed do eiusmod tempor.</w:t>
+      </w:r>
+      <w:r>
+        <w:t xml:space="preserve"> </w:t>
+      </w:r>
+      <w:r>
+        <w:rPr>
+          <w:i/>
+          <w:iCs/>
+        </w:rPr>
+        <w:t xml:space="preserve">Journal Amet</w:t>
+      </w:r>
+      <w:r>
+        <w:t xml:space="preserve">, 3(2), 21–30.</w:t>
+      </w:r>
+    </w:p>
+    <w:bookmarkEnd w:id="29"/>
+    <w:bookmarkStart w:id="30" w:name="journal-articles---scielo-and-others"/>
+    <w:p>
+      <w:pPr>
+        <w:pStyle w:val="Heading3"/>
+      </w:pPr>
+      <w:r>
+        <w:t xml:space="preserve">Journal Articles - SciELO and Others</w:t>
+      </w:r>
+    </w:p>
+    <w:p>
+      <w:pPr>
+        <w:pStyle w:val="Compact"/>
+        <w:numPr>
+          <w:ilvl w:val="0"/>
+          <w:numId w:val="1013"/>
+        </w:numPr>
+      </w:pPr>
+      <w:r>
+        <w:t xml:space="preserve">Linfati, R.; Elit, A. (2023). Incididunt ut labore.</w:t>
+      </w:r>
+      <w:r>
+        <w:t xml:space="preserve"> </w:t>
+      </w:r>
+      <w:r>
+        <w:rPr>
+          <w:i/>
+          <w:iCs/>
+        </w:rPr>
+        <w:t xml:space="preserve">Revista Lorem</w:t>
+      </w:r>
+      <w:r>
+        <w:t xml:space="preserve">, 4(1), 31–40.</w:t>
+      </w:r>
+    </w:p>
+    <w:bookmarkEnd w:id="30"/>
+    <w:bookmarkStart w:id="31" w:name="conference-articles-and-book-chapters"/>
+    <w:p>
+      <w:pPr>
+        <w:pStyle w:val="Heading3"/>
+      </w:pPr>
+      <w:r>
+        <w:t xml:space="preserve">Conference Articles and Book Chapters</w:t>
+      </w:r>
+    </w:p>
+    <w:p>
+      <w:pPr>
+        <w:pStyle w:val="Compact"/>
+        <w:numPr>
+          <w:ilvl w:val="0"/>
+          <w:numId w:val="1014"/>
+        </w:numPr>
+      </w:pPr>
+      <w:r>
+        <w:t xml:space="preserve">Linfati, R.; Magna, A. (2022). Ut enim ad minim veniam. In:</w:t>
+      </w:r>
+      <w:r>
+        <w:t xml:space="preserve"> </w:t>
+      </w:r>
+      <w:r>
+        <w:rPr>
+          <w:i/>
+          <w:iCs/>
+        </w:rPr>
+        <w:t xml:space="preserve">Proceedings Lorem Ipsum</w:t>
+      </w:r>
+      <w:r>
+        <w:t xml:space="preserve">, 41–50.</w:t>
+      </w:r>
+    </w:p>
+    <w:bookmarkEnd w:id="31"/>
+    <w:bookmarkStart w:id="32" w:name="journal-articles---preprint"/>
+    <w:p>
+      <w:pPr>
+        <w:pStyle w:val="Heading3"/>
+      </w:pPr>
+      <w:r>
+        <w:t xml:space="preserve">Journal Articles - PrePrint</w:t>
+      </w:r>
+    </w:p>
+    <w:p>
+      <w:pPr>
+        <w:pStyle w:val="Compact"/>
+        <w:numPr>
+          <w:ilvl w:val="0"/>
+          <w:numId w:val="1015"/>
+        </w:numPr>
+      </w:pPr>
+      <w:r>
+        <w:t xml:space="preserve">Linfati, R.; Aliqua, U. (2026). Quis nostrud exercitation.</w:t>
+      </w:r>
+      <w:r>
+        <w:t xml:space="preserve"> </w:t>
+      </w:r>
+      <w:r>
+        <w:rPr>
+          <w:i/>
+          <w:iCs/>
+        </w:rPr>
+        <w:t xml:space="preserve">arXiv preprint</w:t>
+      </w:r>
+      <w:r>
+        <w:t xml:space="preserve">.</w:t>
+      </w:r>
+    </w:p>
+    <w:bookmarkEnd w:id="32"/>
+    <w:bookmarkEnd w:id="33"/>
+    <w:bookmarkStart w:id="37" w:name="supervised-theses"/>
+    <w:p>
+      <w:pPr>
+        <w:pStyle w:val="Heading2"/>
+      </w:pPr>
+      <w:r>
+        <w:t xml:space="preserve">Supervised Theses</w:t>
+      </w:r>
+    </w:p>
+    <w:p>
+      <w:pPr>
+        <w:pStyle w:val="FirstParagraph"/>
+      </w:pPr>
+      <w:r>
+        <w:t xml:space="preserve">A: advisor · CA: co-advisor · ✓: completed · …: in progress.</w:t>
+      </w:r>
+    </w:p>
+    <w:bookmarkStart w:id="34" w:name="doctoral-theses"/>
+    <w:p>
+      <w:pPr>
+        <w:pStyle w:val="Heading3"/>
+      </w:pPr>
+      <w:r>
+        <w:t xml:space="preserve">Doctoral Theses</w:t>
+      </w:r>
+    </w:p>
+    <w:p>
+      <w:pPr>
+        <w:pStyle w:val="Compact"/>
+        <w:numPr>
+          <w:ilvl w:val="0"/>
+          <w:numId w:val="1016"/>
+        </w:numPr>
+      </w:pPr>
+      <w:r>
+        <w:rPr>
+          <w:b/>
+          <w:bCs/>
+        </w:rPr>
+        <w:t xml:space="preserve">2025.</w:t>
+      </w:r>
+      <w:r>
+        <w:t xml:space="preserve"> </w:t>
+      </w:r>
+      <w:r>
+        <w:t xml:space="preserve">Lorem ipsum dolor sit amet — Nombre Apellido (A, ✓)</w:t>
+      </w:r>
+    </w:p>
+    <w:bookmarkEnd w:id="34"/>
+    <w:bookmarkStart w:id="35" w:name="master-theses"/>
+    <w:p>
+      <w:pPr>
+        <w:pStyle w:val="Heading3"/>
+      </w:pPr>
+      <w:r>
+        <w:t xml:space="preserve">Master Theses</w:t>
+      </w:r>
+    </w:p>
+    <w:p>
+      <w:pPr>
+        <w:pStyle w:val="Compact"/>
+        <w:numPr>
+          <w:ilvl w:val="0"/>
+          <w:numId w:val="1017"/>
+        </w:numPr>
+      </w:pPr>
+      <w:r>
+        <w:rPr>
+          <w:b/>
+          <w:bCs/>
+        </w:rPr>
+        <w:t xml:space="preserve">2024.</w:t>
+      </w:r>
+      <w:r>
+        <w:t xml:space="preserve"> </w:t>
+      </w:r>
+      <w:r>
+        <w:t xml:space="preserve">Consectetur adipiscing elit — Nombre Apellido (A, ✓)</w:t>
+      </w:r>
+    </w:p>
+    <w:p>
+      <w:pPr>
+        <w:pStyle w:val="Compact"/>
+        <w:numPr>
+          <w:ilvl w:val="0"/>
+          <w:numId w:val="1017"/>
+        </w:numPr>
+      </w:pPr>
+      <w:r>
+        <w:rPr>
+          <w:b/>
+          <w:bCs/>
+        </w:rPr>
+        <w:t xml:space="preserve">2026.</w:t>
+      </w:r>
+      <w:r>
+        <w:t xml:space="preserve"> </w:t>
+      </w:r>
+      <w:r>
+        <w:t xml:space="preserve">Sed do eiusmod tempor — Nombre Apellido (CA, …)</w:t>
+      </w:r>
+    </w:p>
+    <w:bookmarkEnd w:id="35"/>
+    <w:bookmarkStart w:id="36" w:name="undergraduate-projects---ubb"/>
+    <w:p>
+      <w:pPr>
+        <w:pStyle w:val="Heading3"/>
+      </w:pPr>
+      <w:r>
+        <w:t xml:space="preserve">Undergraduate Projects - UBB</w:t>
+      </w:r>
+    </w:p>
+    <w:p>
+      <w:pPr>
+        <w:pStyle w:val="Compact"/>
+        <w:numPr>
+          <w:ilvl w:val="0"/>
+          <w:numId w:val="1018"/>
+        </w:numPr>
+      </w:pPr>
+      <w:r>
+        <w:rPr>
+          <w:b/>
+          <w:bCs/>
+        </w:rPr>
+        <w:t xml:space="preserve">2025.</w:t>
+      </w:r>
+      <w:r>
+        <w:t xml:space="preserve"> </w:t>
+      </w:r>
+      <w:r>
+        <w:t xml:space="preserve">Ut enim ad minim veniam — Nombre Apellido (A, ✓)</w:t>
+      </w:r>
+    </w:p>
+    <w:p>
+      <w:pPr>
+        <w:pStyle w:val="Compact"/>
+        <w:numPr>
+          <w:ilvl w:val="0"/>
+          <w:numId w:val="1018"/>
+        </w:numPr>
+      </w:pPr>
+      <w:r>
+        <w:rPr>
+          <w:b/>
+          <w:bCs/>
+        </w:rPr>
+        <w:t xml:space="preserve">2019.</w:t>
+      </w:r>
+      <w:r>
+        <w:t xml:space="preserve"> </w:t>
+      </w:r>
+      <w:r>
+        <w:t xml:space="preserve">Quis nostrud exercitation — Nombre Apellido (A, ✓)</w:t>
+      </w:r>
+    </w:p>
+    <w:bookmarkEnd w:id="36"/>
+    <w:bookmarkEnd w:id="37"/>
+    <w:bookmarkStart w:id="38" w:name="teaching-experience"/>
+    <w:p>
+      <w:pPr>
+        <w:pStyle w:val="Heading2"/>
+      </w:pPr>
+      <w:r>
+        <w:t xml:space="preserve">Teaching Experience</w:t>
+      </w:r>
+    </w:p>
+    <w:p>
+      <w:pPr>
+        <w:pStyle w:val="Compact"/>
+        <w:numPr>
+          <w:ilvl w:val="0"/>
+          <w:numId w:val="1019"/>
+        </w:numPr>
+      </w:pPr>
+      <w:r>
+        <w:rPr>
+          <w:b/>
+          <w:bCs/>
+        </w:rPr>
+        <w:t xml:space="preserve">2021–Today.</w:t>
+      </w:r>
+      <w:r>
+        <w:t xml:space="preserve"> </w:t>
+      </w:r>
+      <w:r>
+        <w:t xml:space="preserve">Lorem ipsum dolor sit amet — Pregrado, Universidad del Bío-Bío</w:t>
+      </w:r>
+    </w:p>
+    <w:p>
+      <w:pPr>
+        <w:pStyle w:val="Compact"/>
+        <w:numPr>
+          <w:ilvl w:val="0"/>
+          <w:numId w:val="1019"/>
+        </w:numPr>
+      </w:pPr>
+      <w:r>
+        <w:rPr>
+          <w:b/>
+          <w:bCs/>
+        </w:rPr>
+        <w:t xml:space="preserve">2014–Today.</w:t>
+      </w:r>
+      <w:r>
+        <w:t xml:space="preserve"> </w:t>
+      </w:r>
+      <w:r>
+        <w:t xml:space="preserve">Consectetur adipiscing elit — Postgrado, Universidad del Bío-Bío</w:t>
+      </w:r>
+    </w:p>
+    <w:p>
+      <w:pPr>
+        <w:pStyle w:val="Compact"/>
+        <w:numPr>
+          <w:ilvl w:val="0"/>
+          <w:numId w:val="1019"/>
+        </w:numPr>
+      </w:pPr>
+      <w:r>
+        <w:rPr>
+          <w:b/>
+          <w:bCs/>
+        </w:rPr>
+        <w:t xml:space="preserve">2010.</w:t>
+      </w:r>
+      <w:r>
+        <w:t xml:space="preserve"> </w:t>
+      </w:r>
+      <w:r>
+        <w:t xml:space="preserve">Sed do eiusmod tempor — Universitas Ipsum</w:t>
+      </w:r>
+    </w:p>
+    <w:bookmarkEnd w:id="38"/>
+    <w:bookmarkStart w:id="39" w:name="software-and-teaching-materials"/>
+    <w:p>
+      <w:pPr>
+        <w:pStyle w:val="Heading2"/>
+      </w:pPr>
+      <w:r>
+        <w:t xml:space="preserve">Software and Teaching Materials</w:t>
+      </w:r>
+    </w:p>
+    <w:p>
+      <w:pPr>
+        <w:pStyle w:val="Compact"/>
+        <w:numPr>
+          <w:ilvl w:val="0"/>
+          <w:numId w:val="1020"/>
+        </w:numPr>
+      </w:pPr>
+      <w:hyperlink r:id="rId16">
+        <w:r>
+          <w:rPr>
+            <w:rStyle w:val="Hyperlink"/>
+          </w:rPr>
+          <w:t xml:space="preserve">lorem-ipsum</w:t>
+        </w:r>
+      </w:hyperlink>
+      <w:r>
+        <w:t xml:space="preserve"> </w:t>
+      </w:r>
+      <w:r>
+        <w:t xml:space="preserve">— Lorem ipsum dolor sit amet.</w:t>
+      </w:r>
+    </w:p>
+    <w:p>
+      <w:pPr>
+        <w:pStyle w:val="Compact"/>
+        <w:numPr>
+          <w:ilvl w:val="0"/>
+          <w:numId w:val="1020"/>
+        </w:numPr>
+      </w:pPr>
+      <w:hyperlink r:id="rId16">
+        <w:r>
+          <w:rPr>
+            <w:rStyle w:val="Hyperlink"/>
+          </w:rPr>
+          <w:t xml:space="preserve">dolor-sit</w:t>
+        </w:r>
+      </w:hyperlink>
+      <w:r>
+        <w:t xml:space="preserve"> </w:t>
+      </w:r>
+      <w:r>
+        <w:t xml:space="preserve">— Consectetur adipiscing elit.</w:t>
+      </w:r>
+    </w:p>
+    <w:bookmarkEnd w:id="39"/>
+    <w:bookmarkStart w:id="48" w:name="academic-service"/>
+    <w:p>
+      <w:pPr>
+        <w:pStyle w:val="Heading2"/>
+      </w:pPr>
+      <w:r>
+        <w:t xml:space="preserve">Academic Service</w:t>
+      </w:r>
+    </w:p>
+    <w:bookmarkStart w:id="40" w:name="editorial-roles"/>
+    <w:p>
+      <w:pPr>
+        <w:pStyle w:val="Heading3"/>
+      </w:pPr>
+      <w:r>
+        <w:t xml:space="preserve">Editorial Roles</w:t>
+      </w:r>
+    </w:p>
+    <w:p>
+      <w:pPr>
+        <w:pStyle w:val="Compact"/>
+        <w:numPr>
+          <w:ilvl w:val="0"/>
+          <w:numId w:val="1021"/>
+        </w:numPr>
+      </w:pPr>
+      <w:r>
+        <w:rPr>
+          <w:b/>
+          <w:bCs/>
+        </w:rPr>
+        <w:t xml:space="preserve">2025–Today.</w:t>
+      </w:r>
+      <w:r>
+        <w:t xml:space="preserve"> </w:t>
+      </w:r>
+      <w:r>
+        <w:t xml:space="preserve">Lorem ipsum dolor sit amet — Journal Lorem Ipsum</w:t>
+      </w:r>
+    </w:p>
+    <w:p>
+      <w:pPr>
+        <w:pStyle w:val="Compact"/>
+        <w:numPr>
+          <w:ilvl w:val="0"/>
+          <w:numId w:val="1021"/>
+        </w:numPr>
+      </w:pPr>
+      <w:r>
+        <w:rPr>
+          <w:b/>
+          <w:bCs/>
+        </w:rPr>
+        <w:t xml:space="preserve">2023.</w:t>
+      </w:r>
+      <w:r>
+        <w:t xml:space="preserve"> </w:t>
+      </w:r>
+      <w:r>
+        <w:t xml:space="preserve">Consectetur adipiscing elit — Special Issue Dolor</w:t>
+      </w:r>
+    </w:p>
+    <w:bookmarkEnd w:id="40"/>
+    <w:bookmarkStart w:id="41" w:name="reviewing---journals"/>
+    <w:p>
+      <w:pPr>
+        <w:pStyle w:val="Heading3"/>
+      </w:pPr>
+      <w:r>
+        <w:t xml:space="preserve">Reviewing - Journals</w:t>
+      </w:r>
+    </w:p>
+    <w:p>
+      <w:pPr>
+        <w:pStyle w:val="FirstParagraph"/>
+      </w:pPr>
+      <w:r>
+        <w:t xml:space="preserve">Lorem ipsum dolor sit amet: XX reviews, XX journals (</w:t>
+      </w:r>
+      <w:hyperlink r:id="rId11">
+        <w:r>
+          <w:rPr>
+            <w:rStyle w:val="Hyperlink"/>
+          </w:rPr>
+          <w:t xml:space="preserve">profile</w:t>
+        </w:r>
+      </w:hyperlink>
+      <w:r>
+        <w:t xml:space="preserve">).</w:t>
+      </w:r>
+    </w:p>
+    <w:p>
+      <w:pPr>
+        <w:pStyle w:val="BodyText"/>
+      </w:pPr>
+      <w:r>
+        <w:t xml:space="preserve">Journal Lorem Ipsum · Journal Dolor Sit · Revista Amet · Journal Consectetur</w:t>
+      </w:r>
+    </w:p>
+    <w:bookmarkEnd w:id="41"/>
+    <w:bookmarkStart w:id="42" w:name="reviewing---academic-ranks"/>
+    <w:p>
+      <w:pPr>
+        <w:pStyle w:val="Heading3"/>
+      </w:pPr>
+      <w:r>
+        <w:t xml:space="preserve">Reviewing - Academic Ranks</w:t>
+      </w:r>
+    </w:p>
+    <w:p>
+      <w:pPr>
+        <w:pStyle w:val="Compact"/>
+        <w:numPr>
+          <w:ilvl w:val="0"/>
+          <w:numId w:val="1022"/>
+        </w:numPr>
+      </w:pPr>
+      <w:r>
+        <w:rPr>
+          <w:b/>
+          <w:bCs/>
+        </w:rPr>
+        <w:t xml:space="preserve">2025.</w:t>
+      </w:r>
+      <w:r>
+        <w:t xml:space="preserve"> </w:t>
+      </w:r>
+      <w:r>
+        <w:t xml:space="preserve">Lorem ipsum dolor sit amet — Universidad Ipsum, Chile</w:t>
+      </w:r>
+    </w:p>
+    <w:p>
+      <w:pPr>
+        <w:pStyle w:val="Compact"/>
+        <w:numPr>
+          <w:ilvl w:val="0"/>
+          <w:numId w:val="1022"/>
+        </w:numPr>
+      </w:pPr>
+      <w:r>
+        <w:rPr>
+          <w:b/>
+          <w:bCs/>
+        </w:rPr>
+        <w:t xml:space="preserve">2022.</w:t>
+      </w:r>
+      <w:r>
+        <w:t xml:space="preserve"> </w:t>
+      </w:r>
+      <w:r>
+        <w:t xml:space="preserve">Consectetur adipiscing elit — Universidad Dolor, Chile</w:t>
+      </w:r>
+    </w:p>
+    <w:bookmarkEnd w:id="42"/>
+    <w:bookmarkStart w:id="43" w:name="reviewing---projects"/>
+    <w:p>
+      <w:pPr>
+        <w:pStyle w:val="Heading3"/>
+      </w:pPr>
+      <w:r>
+        <w:t xml:space="preserve">Reviewing - Projects</w:t>
+      </w:r>
+    </w:p>
+    <w:p>
+      <w:pPr>
+        <w:pStyle w:val="FirstParagraph"/>
+      </w:pPr>
+      <w:r>
+        <w:t xml:space="preserve">Lorem ipsum dolor sit amet: ANID (XX), CORFO (XX), Universidad Ipsum (XX).</w:t>
+      </w:r>
+    </w:p>
+    <w:bookmarkEnd w:id="43"/>
+    <w:bookmarkStart w:id="44" w:name="reviewing---scholarships"/>
+    <w:p>
+      <w:pPr>
+        <w:pStyle w:val="Heading3"/>
+      </w:pPr>
+      <w:r>
+        <w:t xml:space="preserve">Reviewing - Scholarships</w:t>
+      </w:r>
+    </w:p>
+    <w:p>
+      <w:pPr>
+        <w:pStyle w:val="FirstParagraph"/>
+      </w:pPr>
+      <w:r>
+        <w:t xml:space="preserve">Lorem ipsum dolor sit amet: ANID (XX), Universidad Dolor (XX).</w:t>
+      </w:r>
+    </w:p>
+    <w:bookmarkEnd w:id="44"/>
+    <w:bookmarkStart w:id="45" w:name="master-theses-committees"/>
+    <w:p>
+      <w:pPr>
+        <w:pStyle w:val="Heading3"/>
+      </w:pPr>
+      <w:r>
+        <w:t xml:space="preserve">Master Theses Committees</w:t>
+      </w:r>
+    </w:p>
+    <w:p>
+      <w:pPr>
+        <w:pStyle w:val="Compact"/>
+        <w:numPr>
+          <w:ilvl w:val="0"/>
+          <w:numId w:val="1023"/>
+        </w:numPr>
+      </w:pPr>
+      <w:r>
+        <w:rPr>
+          <w:b/>
+          <w:bCs/>
+        </w:rPr>
+        <w:t xml:space="preserve">2024.</w:t>
+      </w:r>
+      <w:r>
+        <w:t xml:space="preserve"> </w:t>
+      </w:r>
+      <w:r>
+        <w:t xml:space="preserve">Lorem ipsum dolor sit amet — Nombre Apellido — Universidad Ipsum, Chile</w:t>
+      </w:r>
+    </w:p>
+    <w:p>
+      <w:pPr>
+        <w:pStyle w:val="Compact"/>
+        <w:numPr>
+          <w:ilvl w:val="0"/>
+          <w:numId w:val="1023"/>
+        </w:numPr>
+      </w:pPr>
+      <w:r>
+        <w:rPr>
+          <w:b/>
+          <w:bCs/>
+        </w:rPr>
+        <w:t xml:space="preserve">2022.</w:t>
+      </w:r>
+      <w:r>
+        <w:t xml:space="preserve"> </w:t>
+      </w:r>
+      <w:r>
+        <w:t xml:space="preserve">Consectetur adipiscing elit — Nombre Apellido — Universidad Dolor, Chile</w:t>
+      </w:r>
+    </w:p>
+    <w:bookmarkEnd w:id="45"/>
+    <w:bookmarkStart w:id="46" w:name="doctoral-theses-committees"/>
+    <w:p>
+      <w:pPr>
+        <w:pStyle w:val="Heading3"/>
+      </w:pPr>
+      <w:r>
+        <w:t xml:space="preserve">Doctoral Theses Committees</w:t>
+      </w:r>
+    </w:p>
+    <w:p>
+      <w:pPr>
+        <w:pStyle w:val="Compact"/>
+        <w:numPr>
+          <w:ilvl w:val="0"/>
+          <w:numId w:val="1024"/>
+        </w:numPr>
+      </w:pPr>
+      <w:r>
+        <w:rPr>
+          <w:b/>
+          <w:bCs/>
+        </w:rPr>
+        <w:t xml:space="preserve">2025.</w:t>
+      </w:r>
+      <w:r>
+        <w:t xml:space="preserve"> </w:t>
+      </w:r>
+      <w:r>
+        <w:t xml:space="preserve">Sed do eiusmod tempor — Nombre Apellido — Universidad Ipsum, Chile</w:t>
+      </w:r>
+    </w:p>
+    <w:p>
+      <w:pPr>
+        <w:pStyle w:val="Compact"/>
+        <w:numPr>
+          <w:ilvl w:val="0"/>
+          <w:numId w:val="1024"/>
+        </w:numPr>
+      </w:pPr>
+      <w:r>
+        <w:rPr>
+          <w:b/>
+          <w:bCs/>
+        </w:rPr>
+        <w:t xml:space="preserve">2021.</w:t>
+      </w:r>
+      <w:r>
+        <w:t xml:space="preserve"> </w:t>
+      </w:r>
+      <w:r>
+        <w:t xml:space="preserve">Ut enim ad minim — Nombre Apellido — Universidad Dolor, Chile</w:t>
+      </w:r>
+    </w:p>
+    <w:bookmarkEnd w:id="46"/>
+    <w:bookmarkStart w:id="47" w:name="conference-organization-and-committees"/>
+    <w:p>
+      <w:pPr>
+        <w:pStyle w:val="Heading3"/>
+      </w:pPr>
+      <w:r>
+        <w:t xml:space="preserve">Conference Organization and Committees</w:t>
+      </w:r>
+    </w:p>
+    <w:p>
+      <w:pPr>
+        <w:pStyle w:val="Compact"/>
+        <w:numPr>
+          <w:ilvl w:val="0"/>
+          <w:numId w:val="1025"/>
+        </w:numPr>
+      </w:pPr>
+      <w:r>
+        <w:rPr>
+          <w:b/>
+          <w:bCs/>
+        </w:rPr>
+        <w:t xml:space="preserve">2026.</w:t>
+      </w:r>
+      <w:r>
+        <w:t xml:space="preserve"> </w:t>
+      </w:r>
+      <w:r>
+        <w:t xml:space="preserve">Lorem ipsum dolor sit amet —</w:t>
+      </w:r>
+      <w:r>
+        <w:t xml:space="preserve"> </w:t>
+      </w:r>
+      <w:r>
+        <w:rPr>
+          <w:i/>
+          <w:iCs/>
+        </w:rPr>
+        <w:t xml:space="preserve">Chair</w:t>
+      </w:r>
+    </w:p>
+    <w:p>
+      <w:pPr>
+        <w:pStyle w:val="Compact"/>
+        <w:numPr>
+          <w:ilvl w:val="0"/>
+          <w:numId w:val="1025"/>
+        </w:numPr>
+      </w:pPr>
+      <w:r>
+        <w:rPr>
+          <w:b/>
+          <w:bCs/>
+        </w:rPr>
+        <w:t xml:space="preserve">2024.</w:t>
+      </w:r>
+      <w:r>
+        <w:t xml:space="preserve"> </w:t>
+      </w:r>
+      <w:r>
+        <w:t xml:space="preserve">Consectetur adipiscing elit —</w:t>
+      </w:r>
+      <w:r>
+        <w:t xml:space="preserve"> </w:t>
+      </w:r>
+      <w:r>
+        <w:rPr>
+          <w:i/>
+          <w:iCs/>
+        </w:rPr>
+        <w:t xml:space="preserve">Program Committee</w:t>
+      </w:r>
+    </w:p>
+    <w:bookmarkEnd w:id="47"/>
+    <w:bookmarkEnd w:id="48"/>
+    <w:bookmarkStart w:id="51" w:name="talks"/>
+    <w:p>
+      <w:pPr>
+        <w:pStyle w:val="Heading2"/>
+      </w:pPr>
+      <w:r>
+        <w:t xml:space="preserve">Talks</w:t>
+      </w:r>
+    </w:p>
+    <w:bookmarkStart w:id="49" w:name="plenary-and-keynote-talks"/>
+    <w:p>
+      <w:pPr>
+        <w:pStyle w:val="Heading3"/>
+      </w:pPr>
+      <w:r>
+        <w:t xml:space="preserve">Plenary and Keynote Talks</w:t>
+      </w:r>
+    </w:p>
+    <w:p>
+      <w:pPr>
+        <w:pStyle w:val="Compact"/>
+        <w:numPr>
+          <w:ilvl w:val="0"/>
+          <w:numId w:val="1026"/>
+        </w:numPr>
+      </w:pPr>
+      <w:r>
+        <w:rPr>
+          <w:b/>
+          <w:bCs/>
+        </w:rPr>
+        <w:t xml:space="preserve">2025.</w:t>
+      </w:r>
+      <w:r>
+        <w:t xml:space="preserve"> </w:t>
+      </w:r>
+      <w:r>
+        <w:t xml:space="preserve">Lorem ipsum dolor sit amet — Conference Ipsum, Chile</w:t>
+      </w:r>
+    </w:p>
+    <w:p>
+      <w:pPr>
+        <w:pStyle w:val="Compact"/>
+        <w:numPr>
+          <w:ilvl w:val="0"/>
+          <w:numId w:val="1026"/>
+        </w:numPr>
+      </w:pPr>
+      <w:r>
+        <w:rPr>
+          <w:b/>
+          <w:bCs/>
+        </w:rPr>
+        <w:t xml:space="preserve">2023.</w:t>
+      </w:r>
+      <w:r>
+        <w:t xml:space="preserve"> </w:t>
+      </w:r>
+      <w:r>
+        <w:t xml:space="preserve">Consectetur adipiscing elit — Congreso Dolor, Chile</w:t>
+      </w:r>
+    </w:p>
+    <w:bookmarkEnd w:id="49"/>
+    <w:bookmarkStart w:id="50" w:name="conference-talks"/>
+    <w:p>
+      <w:pPr>
+        <w:pStyle w:val="Heading3"/>
+      </w:pPr>
+      <w:r>
+        <w:t xml:space="preserve">Conference Talks</w:t>
+      </w:r>
+    </w:p>
+    <w:p>
+      <w:pPr>
+        <w:pStyle w:val="Compact"/>
+        <w:numPr>
+          <w:ilvl w:val="0"/>
+          <w:numId w:val="1027"/>
+        </w:numPr>
+      </w:pPr>
+      <w:r>
+        <w:rPr>
+          <w:b/>
+          <w:bCs/>
+        </w:rPr>
+        <w:t xml:space="preserve">2026.</w:t>
+      </w:r>
+      <w:r>
+        <w:t xml:space="preserve"> </w:t>
+      </w:r>
+      <w:r>
+        <w:t xml:space="preserve">Sed do eiusmod tempor — Conference Amet, Italia</w:t>
+      </w:r>
+    </w:p>
+    <w:p>
+      <w:pPr>
+        <w:pStyle w:val="Compact"/>
+        <w:numPr>
+          <w:ilvl w:val="0"/>
+          <w:numId w:val="1027"/>
+        </w:numPr>
+      </w:pPr>
+      <w:r>
+        <w:rPr>
+          <w:b/>
+          <w:bCs/>
+        </w:rPr>
+        <w:t xml:space="preserve">2024.</w:t>
+      </w:r>
+      <w:r>
+        <w:t xml:space="preserve"> </w:t>
+      </w:r>
+      <w:r>
+        <w:t xml:space="preserve">Ut enim ad minim — Conference Elit, Chile</w:t>
+      </w:r>
+    </w:p>
+    <w:p>
+      <w:pPr>
+        <w:pStyle w:val="Compact"/>
+        <w:numPr>
+          <w:ilvl w:val="0"/>
+          <w:numId w:val="1027"/>
+        </w:numPr>
+      </w:pPr>
+      <w:r>
+        <w:rPr>
+          <w:b/>
+          <w:bCs/>
+        </w:rPr>
+        <w:t xml:space="preserve">2015.</w:t>
+      </w:r>
+      <w:r>
+        <w:t xml:space="preserve"> </w:t>
+      </w:r>
+      <w:r>
+        <w:t xml:space="preserve">Quis nostrud exercitation — Conference Sit, Francia</w:t>
+      </w:r>
+    </w:p>
+    <w:bookmarkEnd w:id="50"/>
+    <w:bookmarkEnd w:id="51"/>
+    <w:bookmarkStart w:id="54" w:name="other"/>
+    <w:p>
+      <w:pPr>
+        <w:pStyle w:val="Heading2"/>
+      </w:pPr>
+      <w:r>
+        <w:t xml:space="preserve">Other</w:t>
+      </w:r>
+    </w:p>
+    <w:bookmarkStart w:id="52" w:name="membership-in-professional-societies"/>
+    <w:p>
+      <w:pPr>
+        <w:pStyle w:val="Heading3"/>
+      </w:pPr>
+      <w:r>
+        <w:t xml:space="preserve">Membership in Professional Societies</w:t>
+      </w:r>
+    </w:p>
+    <w:p>
+      <w:pPr>
+        <w:pStyle w:val="Compact"/>
+        <w:numPr>
+          <w:ilvl w:val="0"/>
+          <w:numId w:val="1028"/>
+        </w:numPr>
+      </w:pPr>
+      <w:r>
+        <w:rPr>
+          <w:b/>
+          <w:bCs/>
+        </w:rPr>
+        <w:t xml:space="preserve">2021–2023.</w:t>
+      </w:r>
+      <w:r>
+        <w:t xml:space="preserve"> </w:t>
+      </w:r>
+      <w:r>
+        <w:t xml:space="preserve">Lorem ipsum dolor sit amet — ICHIO</w:t>
+      </w:r>
+    </w:p>
+    <w:p>
+      <w:pPr>
+        <w:pStyle w:val="Compact"/>
+        <w:numPr>
+          <w:ilvl w:val="0"/>
+          <w:numId w:val="1028"/>
+        </w:numPr>
+      </w:pPr>
+      <w:r>
+        <w:rPr>
+          <w:b/>
+          <w:bCs/>
+        </w:rPr>
+        <w:t xml:space="preserve">2013–Today.</w:t>
+      </w:r>
+      <w:r>
+        <w:t xml:space="preserve"> </w:t>
+      </w:r>
+      <w:r>
+        <w:t xml:space="preserve">Consectetur adipiscing elit — ICHIO — Instituto Chileno de Investigación de Operaciones</w:t>
+      </w:r>
+    </w:p>
+    <w:bookmarkEnd w:id="52"/>
+    <w:bookmarkStart w:id="53" w:name="languages"/>
+    <w:p>
+      <w:pPr>
+        <w:pStyle w:val="Heading3"/>
+      </w:pPr>
+      <w:r>
+        <w:t xml:space="preserve">Languages</w:t>
+      </w:r>
+    </w:p>
+    <w:p>
+      <w:pPr>
+        <w:pStyle w:val="Compact"/>
+        <w:numPr>
+          <w:ilvl w:val="0"/>
+          <w:numId w:val="1029"/>
+        </w:numPr>
+      </w:pPr>
+      <w:r>
+        <w:t xml:space="preserve">Lorem: ipsum</w:t>
+      </w:r>
+    </w:p>
+    <w:p>
+      <w:pPr>
+        <w:pStyle w:val="Compact"/>
+        <w:numPr>
+          <w:ilvl w:val="0"/>
+          <w:numId w:val="1029"/>
+        </w:numPr>
+      </w:pPr>
+      <w:r>
+        <w:t xml:space="preserve">Dolor: sit amet</w:t>
+      </w:r>
+    </w:p>
+    <w:p>
+      <w:pPr>
+        <w:pStyle w:val="Compact"/>
+        <w:numPr>
+          <w:ilvl w:val="0"/>
+          <w:numId w:val="1029"/>
+        </w:numPr>
+      </w:pPr>
+      <w:r>
+        <w:t xml:space="preserve">Consectetur: adipiscing</w:t>
+      </w:r>
+    </w:p>
+    <w:bookmarkEnd w:id="53"/>
+    <w:bookmarkEnd w:id="54"/>
     <w:sectPr>
       <w:footnotePr>
         <w:numRestart w:val="eachSect"/>
@@ -265,10 +2299,314 @@
       </w:rPr>
     </w:lvl>
   </w:abstractNum>
+  <w:abstractNum w:abstractNumId="99411">
+    <w:nsid w:val="00A99411"/>
+    <w:multiLevelType w:val="multilevel"/>
+    <w:lvl w:ilvl="0">
+      <w:start w:val="1"/>
+      <w:numFmt w:val="decimal"/>
+      <w:lvlText w:val="%1."/>
+      <w:lvlJc w:val="left"/>
+      <w:pPr>
+        <w:ind w:left="720" w:hanging="360"/>
+      </w:pPr>
+    </w:lvl>
+    <w:lvl w:ilvl="1">
+      <w:start w:val="1"/>
+      <w:numFmt w:val="decimal"/>
+      <w:lvlText w:val="%2."/>
+      <w:lvlJc w:val="left"/>
+      <w:pPr>
+        <w:ind w:left="1440" w:hanging="360"/>
+      </w:pPr>
+    </w:lvl>
+    <w:lvl w:ilvl="2">
+      <w:start w:val="1"/>
+      <w:numFmt w:val="decimal"/>
+      <w:lvlText w:val="%3."/>
+      <w:lvlJc w:val="left"/>
+      <w:pPr>
+        <w:ind w:left="2160" w:hanging="360"/>
+      </w:pPr>
+    </w:lvl>
+    <w:lvl w:ilvl="3">
+      <w:start w:val="1"/>
+      <w:numFmt w:val="decimal"/>
+      <w:lvlText w:val="%4."/>
+      <w:lvlJc w:val="left"/>
+      <w:pPr>
+        <w:ind w:left="2880" w:hanging="360"/>
+      </w:pPr>
+    </w:lvl>
+    <w:lvl w:ilvl="4">
+      <w:start w:val="1"/>
+      <w:numFmt w:val="decimal"/>
+      <w:lvlText w:val="%5."/>
+      <w:lvlJc w:val="left"/>
+      <w:pPr>
+        <w:ind w:left="3600" w:hanging="360"/>
+      </w:pPr>
+    </w:lvl>
+    <w:lvl w:ilvl="5">
+      <w:start w:val="1"/>
+      <w:numFmt w:val="decimal"/>
+      <w:lvlText w:val="%6."/>
+      <w:lvlJc w:val="left"/>
+      <w:pPr>
+        <w:ind w:left="4320" w:hanging="360"/>
+      </w:pPr>
+    </w:lvl>
+    <w:lvl w:ilvl="6">
+      <w:start w:val="1"/>
+      <w:numFmt w:val="decimal"/>
+      <w:lvlText w:val="%7."/>
+      <w:lvlJc w:val="left"/>
+      <w:pPr>
+        <w:ind w:left="5040" w:hanging="360"/>
+      </w:pPr>
+    </w:lvl>
+    <w:lvl w:ilvl="7">
+      <w:start w:val="1"/>
+      <w:numFmt w:val="decimal"/>
+      <w:lvlText w:val="%8."/>
+      <w:lvlJc w:val="left"/>
+      <w:pPr>
+        <w:ind w:left="5760" w:hanging="360"/>
+      </w:pPr>
+    </w:lvl>
+    <w:lvl w:ilvl="8">
+      <w:start w:val="1"/>
+      <w:numFmt w:val="decimal"/>
+      <w:lvlText w:val="%9."/>
+      <w:lvlJc w:val="left"/>
+      <w:pPr>
+        <w:ind w:left="6480" w:hanging="360"/>
+      </w:pPr>
+    </w:lvl>
+  </w:abstractNum>
   <w:num w:numId="1000">
     <w:abstractNumId w:val="990"/>
   </w:num>
   <w:num w:numId="1001">
+    <w:abstractNumId w:val="991"/>
+  </w:num>
+  <w:num w:numId="1002">
+    <w:abstractNumId w:val="991"/>
+  </w:num>
+  <w:num w:numId="1003">
+    <w:abstractNumId w:val="991"/>
+  </w:num>
+  <w:num w:numId="1004">
+    <w:abstractNumId w:val="991"/>
+  </w:num>
+  <w:num w:numId="1005">
+    <w:abstractNumId w:val="991"/>
+  </w:num>
+  <w:num w:numId="1006">
+    <w:abstractNumId w:val="991"/>
+  </w:num>
+  <w:num w:numId="1007">
+    <w:abstractNumId w:val="991"/>
+  </w:num>
+  <w:num w:numId="1008">
+    <w:abstractNumId w:val="991"/>
+  </w:num>
+  <w:num w:numId="1009">
+    <w:abstractNumId w:val="991"/>
+  </w:num>
+  <w:num w:numId="1010">
+    <w:abstractNumId w:val="991"/>
+  </w:num>
+  <w:num w:numId="1011">
+    <w:abstractNumId w:val="99411"/>
+    <w:lvlOverride w:ilvl="0">
+      <w:startOverride w:val="1"/>
+    </w:lvlOverride>
+    <w:lvlOverride w:ilvl="1">
+      <w:startOverride w:val="1"/>
+    </w:lvlOverride>
+    <w:lvlOverride w:ilvl="2">
+      <w:startOverride w:val="1"/>
+    </w:lvlOverride>
+    <w:lvlOverride w:ilvl="3">
+      <w:startOverride w:val="1"/>
+    </w:lvlOverride>
+    <w:lvlOverride w:ilvl="4">
+      <w:startOverride w:val="1"/>
+    </w:lvlOverride>
+    <w:lvlOverride w:ilvl="5">
+      <w:startOverride w:val="1"/>
+    </w:lvlOverride>
+    <w:lvlOverride w:ilvl="6">
+      <w:startOverride w:val="1"/>
+    </w:lvlOverride>
+    <w:lvlOverride w:ilvl="7">
+      <w:startOverride w:val="1"/>
+    </w:lvlOverride>
+    <w:lvlOverride w:ilvl="8">
+      <w:startOverride w:val="1"/>
+    </w:lvlOverride>
+  </w:num>
+  <w:num w:numId="1012">
+    <w:abstractNumId w:val="99411"/>
+    <w:lvlOverride w:ilvl="0">
+      <w:startOverride w:val="1"/>
+    </w:lvlOverride>
+    <w:lvlOverride w:ilvl="1">
+      <w:startOverride w:val="1"/>
+    </w:lvlOverride>
+    <w:lvlOverride w:ilvl="2">
+      <w:startOverride w:val="1"/>
+    </w:lvlOverride>
+    <w:lvlOverride w:ilvl="3">
+      <w:startOverride w:val="1"/>
+    </w:lvlOverride>
+    <w:lvlOverride w:ilvl="4">
+      <w:startOverride w:val="1"/>
+    </w:lvlOverride>
+    <w:lvlOverride w:ilvl="5">
+      <w:startOverride w:val="1"/>
+    </w:lvlOverride>
+    <w:lvlOverride w:ilvl="6">
+      <w:startOverride w:val="1"/>
+    </w:lvlOverride>
+    <w:lvlOverride w:ilvl="7">
+      <w:startOverride w:val="1"/>
+    </w:lvlOverride>
+    <w:lvlOverride w:ilvl="8">
+      <w:startOverride w:val="1"/>
+    </w:lvlOverride>
+  </w:num>
+  <w:num w:numId="1013">
+    <w:abstractNumId w:val="99411"/>
+    <w:lvlOverride w:ilvl="0">
+      <w:startOverride w:val="1"/>
+    </w:lvlOverride>
+    <w:lvlOverride w:ilvl="1">
+      <w:startOverride w:val="1"/>
+    </w:lvlOverride>
+    <w:lvlOverride w:ilvl="2">
+      <w:startOverride w:val="1"/>
+    </w:lvlOverride>
+    <w:lvlOverride w:ilvl="3">
+      <w:startOverride w:val="1"/>
+    </w:lvlOverride>
+    <w:lvlOverride w:ilvl="4">
+      <w:startOverride w:val="1"/>
+    </w:lvlOverride>
+    <w:lvlOverride w:ilvl="5">
+      <w:startOverride w:val="1"/>
+    </w:lvlOverride>
+    <w:lvlOverride w:ilvl="6">
+      <w:startOverride w:val="1"/>
+    </w:lvlOverride>
+    <w:lvlOverride w:ilvl="7">
+      <w:startOverride w:val="1"/>
+    </w:lvlOverride>
+    <w:lvlOverride w:ilvl="8">
+      <w:startOverride w:val="1"/>
+    </w:lvlOverride>
+  </w:num>
+  <w:num w:numId="1014">
+    <w:abstractNumId w:val="99411"/>
+    <w:lvlOverride w:ilvl="0">
+      <w:startOverride w:val="1"/>
+    </w:lvlOverride>
+    <w:lvlOverride w:ilvl="1">
+      <w:startOverride w:val="1"/>
+    </w:lvlOverride>
+    <w:lvlOverride w:ilvl="2">
+      <w:startOverride w:val="1"/>
+    </w:lvlOverride>
+    <w:lvlOverride w:ilvl="3">
+      <w:startOverride w:val="1"/>
+    </w:lvlOverride>
+    <w:lvlOverride w:ilvl="4">
+      <w:startOverride w:val="1"/>
+    </w:lvlOverride>
+    <w:lvlOverride w:ilvl="5">
+      <w:startOverride w:val="1"/>
+    </w:lvlOverride>
+    <w:lvlOverride w:ilvl="6">
+      <w:startOverride w:val="1"/>
+    </w:lvlOverride>
+    <w:lvlOverride w:ilvl="7">
+      <w:startOverride w:val="1"/>
+    </w:lvlOverride>
+    <w:lvlOverride w:ilvl="8">
+      <w:startOverride w:val="1"/>
+    </w:lvlOverride>
+  </w:num>
+  <w:num w:numId="1015">
+    <w:abstractNumId w:val="99411"/>
+    <w:lvlOverride w:ilvl="0">
+      <w:startOverride w:val="1"/>
+    </w:lvlOverride>
+    <w:lvlOverride w:ilvl="1">
+      <w:startOverride w:val="1"/>
+    </w:lvlOverride>
+    <w:lvlOverride w:ilvl="2">
+      <w:startOverride w:val="1"/>
+    </w:lvlOverride>
+    <w:lvlOverride w:ilvl="3">
+      <w:startOverride w:val="1"/>
+    </w:lvlOverride>
+    <w:lvlOverride w:ilvl="4">
+      <w:startOverride w:val="1"/>
+    </w:lvlOverride>
+    <w:lvlOverride w:ilvl="5">
+      <w:startOverride w:val="1"/>
+    </w:lvlOverride>
+    <w:lvlOverride w:ilvl="6">
+      <w:startOverride w:val="1"/>
+    </w:lvlOverride>
+    <w:lvlOverride w:ilvl="7">
+      <w:startOverride w:val="1"/>
+    </w:lvlOverride>
+    <w:lvlOverride w:ilvl="8">
+      <w:startOverride w:val="1"/>
+    </w:lvlOverride>
+  </w:num>
+  <w:num w:numId="1016">
+    <w:abstractNumId w:val="991"/>
+  </w:num>
+  <w:num w:numId="1017">
+    <w:abstractNumId w:val="991"/>
+  </w:num>
+  <w:num w:numId="1018">
+    <w:abstractNumId w:val="991"/>
+  </w:num>
+  <w:num w:numId="1019">
+    <w:abstractNumId w:val="991"/>
+  </w:num>
+  <w:num w:numId="1020">
+    <w:abstractNumId w:val="991"/>
+  </w:num>
+  <w:num w:numId="1021">
+    <w:abstractNumId w:val="991"/>
+  </w:num>
+  <w:num w:numId="1022">
+    <w:abstractNumId w:val="991"/>
+  </w:num>
+  <w:num w:numId="1023">
+    <w:abstractNumId w:val="991"/>
+  </w:num>
+  <w:num w:numId="1024">
+    <w:abstractNumId w:val="991"/>
+  </w:num>
+  <w:num w:numId="1025">
+    <w:abstractNumId w:val="991"/>
+  </w:num>
+  <w:num w:numId="1026">
+    <w:abstractNumId w:val="991"/>
+  </w:num>
+  <w:num w:numId="1027">
+    <w:abstractNumId w:val="991"/>
+  </w:num>
+  <w:num w:numId="1028">
+    <w:abstractNumId w:val="991"/>
+  </w:num>
+  <w:num w:numId="1029">
     <w:abstractNumId w:val="991"/>
   </w:num>
 </w:numbering>

--- a/CV-Linfati-en.docx
+++ b/CV-Linfati-en.docx
@@ -7,7 +7,15 @@
         <w:pStyle w:val="Title"/>
       </w:pPr>
       <w:r>
-        <w:t xml:space="preserve">CV Linfati</w:t>
+        <w:t xml:space="preserve">Rodrigo Linfati, PhD</w:t>
+      </w:r>
+    </w:p>
+    <w:p>
+      <w:pPr>
+        <w:pStyle w:val="Subtitle"/>
+      </w:pPr>
+      <w:r>
+        <w:t xml:space="preserve">Curriculum Vitae</w:t>
       </w:r>
     </w:p>
     <w:p>
@@ -16,6 +24,24 @@
       </w:pPr>
       <w:r>
         <w:t xml:space="preserve">2026-10-25</w:t>
+      </w:r>
+    </w:p>
+    <w:p>
+      <w:pPr>
+        <w:pStyle w:val="FirstParagraph"/>
+      </w:pPr>
+      <w:r>
+        <w:rPr>
+          <w:b/>
+          <w:bCs/>
+        </w:rPr>
+        <w:t xml:space="preserve">Full Professor</w:t>
+      </w:r>
+      <w:r>
+        <w:t xml:space="preserve"> </w:t>
+      </w:r>
+      <w:r>
+        <w:t xml:space="preserve">· Department of Industrial Engineering · Universidad del Bío-Bío</w:t>
       </w:r>
     </w:p>
     <w:bookmarkStart w:id="9" w:name="about-me"/>
@@ -171,19 +197,39 @@
     </w:p>
     <w:p>
       <w:pPr>
-        <w:pStyle w:val="Compact"/>
         <w:numPr>
           <w:ilvl w:val="0"/>
           <w:numId w:val="1003"/>
         </w:numPr>
       </w:pPr>
       <w:r>
+        <w:t xml:space="preserve">Full name: XX</w:t>
+      </w:r>
+    </w:p>
+    <w:p>
+      <w:pPr>
+        <w:numPr>
+          <w:ilvl w:val="0"/>
+          <w:numId w:val="1003"/>
+        </w:numPr>
+      </w:pPr>
+      <w:r>
+        <w:t xml:space="preserve">Citizenship: XX</w:t>
+      </w:r>
+    </w:p>
+    <w:p>
+      <w:pPr>
+        <w:numPr>
+          <w:ilvl w:val="0"/>
+          <w:numId w:val="1003"/>
+        </w:numPr>
+      </w:pPr>
+      <w:r>
         <w:t xml:space="preserve">Email: rlinfati [at] ubiobio.cl</w:t>
       </w:r>
     </w:p>
     <w:p>
       <w:pPr>
-        <w:pStyle w:val="Compact"/>
         <w:numPr>
           <w:ilvl w:val="0"/>
           <w:numId w:val="1003"/>
@@ -206,7 +252,6 @@
     </w:p>
     <w:p>
       <w:pPr>
-        <w:pStyle w:val="Compact"/>
         <w:numPr>
           <w:ilvl w:val="0"/>
           <w:numId w:val="1003"/>
@@ -229,7 +274,6 @@
     </w:p>
     <w:p>
       <w:pPr>
-        <w:pStyle w:val="Compact"/>
         <w:numPr>
           <w:ilvl w:val="0"/>
           <w:numId w:val="1003"/>
@@ -252,7 +296,6 @@
     </w:p>
     <w:p>
       <w:pPr>
-        <w:pStyle w:val="Compact"/>
         <w:numPr>
           <w:ilvl w:val="0"/>
           <w:numId w:val="1003"/>
@@ -275,7 +318,6 @@
     </w:p>
     <w:p>
       <w:pPr>
-        <w:pStyle w:val="Compact"/>
         <w:numPr>
           <w:ilvl w:val="0"/>
           <w:numId w:val="1003"/>
@@ -298,7 +340,6 @@
     </w:p>
     <w:p>
       <w:pPr>
-        <w:pStyle w:val="Compact"/>
         <w:numPr>
           <w:ilvl w:val="0"/>
           <w:numId w:val="1003"/>
@@ -321,7 +362,6 @@
     </w:p>
     <w:p>
       <w:pPr>
-        <w:pStyle w:val="Compact"/>
         <w:numPr>
           <w:ilvl w:val="0"/>
           <w:numId w:val="1003"/>
@@ -343,7 +383,7 @@
       </w:hyperlink>
     </w:p>
     <w:bookmarkEnd w:id="18"/>
-    <w:bookmarkStart w:id="21" w:name="appointments-and-leadership"/>
+    <w:bookmarkStart w:id="22" w:name="appointments-and-leadership"/>
     <w:p>
       <w:pPr>
         <w:pStyle w:val="Heading2"/>
@@ -428,13 +468,13 @@
       </w:r>
     </w:p>
     <w:bookmarkEnd w:id="19"/>
-    <w:bookmarkStart w:id="20" w:name="administrative-and-leadership-roles"/>
+    <w:bookmarkStart w:id="20" w:name="graduate-program-memberships"/>
     <w:p>
       <w:pPr>
         <w:pStyle w:val="Heading3"/>
       </w:pPr>
       <w:r>
-        <w:t xml:space="preserve">Administrative and Leadership Roles</w:t>
+        <w:t xml:space="preserve">Graduate Program Memberships</w:t>
       </w:r>
     </w:p>
     <w:p>
@@ -446,295 +486,180 @@
         </w:numPr>
       </w:pPr>
       <w:r>
-        <w:rPr>
-          <w:b/>
-          <w:bCs/>
-        </w:rPr>
-        <w:t xml:space="preserve">2024–2026.</w:t>
-      </w:r>
-      <w:r>
-        <w:t xml:space="preserve"> </w:t>
-      </w:r>
-      <w:r>
-        <w:t xml:space="preserve">Lorem ipsum dolor sit amet — Department, Universidad del Bío-Bío, Chile</w:t>
-      </w:r>
-    </w:p>
-    <w:p>
-      <w:pPr>
-        <w:pStyle w:val="Compact"/>
-        <w:numPr>
-          <w:ilvl w:val="0"/>
-          <w:numId w:val="1005"/>
-        </w:numPr>
-      </w:pPr>
-      <w:r>
-        <w:rPr>
-          <w:b/>
-          <w:bCs/>
-        </w:rPr>
-        <w:t xml:space="preserve">2020–2022.</w:t>
-      </w:r>
-      <w:r>
-        <w:t xml:space="preserve"> </w:t>
-      </w:r>
-      <w:r>
-        <w:t xml:space="preserve">Consectetur adipiscing elit — Committee, Universidad del Bío-Bío, Chile</w:t>
-      </w:r>
-    </w:p>
-    <w:bookmarkEnd w:id="20"/>
-    <w:bookmarkEnd w:id="21"/>
-    <w:bookmarkStart w:id="22" w:name="education"/>
-    <w:p>
-      <w:pPr>
-        <w:pStyle w:val="Heading2"/>
-      </w:pPr>
-      <w:r>
-        <w:t xml:space="preserve">Education</w:t>
-      </w:r>
-    </w:p>
-    <w:p>
-      <w:pPr>
-        <w:pStyle w:val="Compact"/>
-        <w:numPr>
-          <w:ilvl w:val="0"/>
-          <w:numId w:val="1006"/>
-        </w:numPr>
-      </w:pPr>
-      <w:r>
-        <w:rPr>
-          <w:b/>
-          <w:bCs/>
-        </w:rPr>
-        <w:t xml:space="preserve">2009–2011.</w:t>
-      </w:r>
-      <w:r>
-        <w:t xml:space="preserve"> </w:t>
-      </w:r>
-      <w:r>
-        <w:t xml:space="preserve">Lorem ipsum dolor sit amet — Universitas Ipsum, Italia</w:t>
-      </w:r>
-    </w:p>
-    <w:p>
-      <w:pPr>
-        <w:pStyle w:val="Compact"/>
-        <w:numPr>
-          <w:ilvl w:val="0"/>
-          <w:numId w:val="1006"/>
-        </w:numPr>
-      </w:pPr>
-      <w:r>
-        <w:rPr>
-          <w:b/>
-          <w:bCs/>
-        </w:rPr>
-        <w:t xml:space="preserve">2006–2008.</w:t>
-      </w:r>
-      <w:r>
-        <w:t xml:space="preserve"> </w:t>
-      </w:r>
-      <w:r>
-        <w:t xml:space="preserve">Consectetur adipiscing elit — Universitas Dolor, Chile</w:t>
-      </w:r>
-    </w:p>
-    <w:p>
-      <w:pPr>
-        <w:pStyle w:val="Compact"/>
-        <w:numPr>
-          <w:ilvl w:val="0"/>
-          <w:numId w:val="1006"/>
-        </w:numPr>
-      </w:pPr>
-      <w:r>
-        <w:rPr>
-          <w:b/>
-          <w:bCs/>
-        </w:rPr>
-        <w:t xml:space="preserve">2002–2007.</w:t>
-      </w:r>
-      <w:r>
-        <w:t xml:space="preserve"> </w:t>
-      </w:r>
-      <w:r>
-        <w:t xml:space="preserve">Sed do eiusmod tempor — Universitas Dolor, Chile</w:t>
-      </w:r>
-    </w:p>
-    <w:bookmarkEnd w:id="22"/>
-    <w:bookmarkStart w:id="23" w:name="honors-and-awards"/>
-    <w:p>
-      <w:pPr>
-        <w:pStyle w:val="Heading2"/>
-      </w:pPr>
-      <w:r>
-        <w:t xml:space="preserve">Honors and Awards</w:t>
-      </w:r>
-    </w:p>
-    <w:p>
-      <w:pPr>
-        <w:pStyle w:val="Compact"/>
-        <w:numPr>
-          <w:ilvl w:val="0"/>
-          <w:numId w:val="1007"/>
-        </w:numPr>
-      </w:pPr>
-      <w:r>
-        <w:rPr>
-          <w:b/>
-          <w:bCs/>
-        </w:rPr>
-        <w:t xml:space="preserve">2025.</w:t>
-      </w:r>
-      <w:r>
-        <w:t xml:space="preserve"> </w:t>
-      </w:r>
-      <w:r>
-        <w:t xml:space="preserve">Lorem ipsum award — Consectetur adipiscing elit</w:t>
-      </w:r>
-    </w:p>
-    <w:p>
-      <w:pPr>
-        <w:pStyle w:val="Compact"/>
-        <w:numPr>
-          <w:ilvl w:val="0"/>
-          <w:numId w:val="1007"/>
-        </w:numPr>
-      </w:pPr>
-      <w:r>
-        <w:rPr>
-          <w:b/>
-          <w:bCs/>
-        </w:rPr>
-        <w:t xml:space="preserve">2019.</w:t>
-      </w:r>
-      <w:r>
-        <w:t xml:space="preserve"> </w:t>
-      </w:r>
-      <w:r>
-        <w:t xml:space="preserve">Dolor sit amet recognition — Sed do eiusmod</w:t>
-      </w:r>
-    </w:p>
-    <w:p>
-      <w:pPr>
-        <w:pStyle w:val="Compact"/>
-        <w:numPr>
-          <w:ilvl w:val="0"/>
-          <w:numId w:val="1007"/>
-        </w:numPr>
-      </w:pPr>
-      <w:r>
-        <w:rPr>
-          <w:b/>
-          <w:bCs/>
-        </w:rPr>
-        <w:t xml:space="preserve">2007.</w:t>
-      </w:r>
-      <w:r>
-        <w:t xml:space="preserve"> </w:t>
-      </w:r>
-      <w:r>
-        <w:t xml:space="preserve">Ut enim ad minim distinction — Quis nostrud</w:t>
-      </w:r>
-    </w:p>
-    <w:bookmarkEnd w:id="23"/>
-    <w:bookmarkStart w:id="27" w:name="research-projects"/>
-    <w:p>
-      <w:pPr>
-        <w:pStyle w:val="Heading2"/>
-      </w:pPr>
-      <w:r>
-        <w:t xml:space="preserve">Research Projects</w:t>
-      </w:r>
-    </w:p>
-    <w:p>
-      <w:pPr>
-        <w:pStyle w:val="FirstParagraph"/>
-      </w:pPr>
-      <w:r>
-        <w:t xml:space="preserve">PI: principal investigator · Co-PI: co-investigator.</w:t>
-      </w:r>
-    </w:p>
-    <w:bookmarkStart w:id="24" w:name="competitive-funding"/>
-    <w:p>
-      <w:pPr>
-        <w:pStyle w:val="Heading3"/>
-      </w:pPr>
-      <w:r>
-        <w:t xml:space="preserve">Competitive Funding</w:t>
-      </w:r>
-    </w:p>
-    <w:p>
-      <w:pPr>
-        <w:pStyle w:val="Compact"/>
-        <w:numPr>
-          <w:ilvl w:val="0"/>
-          <w:numId w:val="1008"/>
-        </w:numPr>
-      </w:pPr>
-      <w:r>
-        <w:rPr>
-          <w:b/>
-          <w:bCs/>
-        </w:rPr>
-        <w:t xml:space="preserve">2023–2026.</w:t>
-      </w:r>
-      <w:r>
-        <w:t xml:space="preserve"> </w:t>
-      </w:r>
-      <w:r>
-        <w:t xml:space="preserve">Lorem ipsum dolor sit amet, consectetur —</w:t>
-      </w:r>
-      <w:r>
-        <w:t xml:space="preserve"> </w:t>
+        <w:t xml:space="preserve">Lorem ipsum dolor sit amet — Doctorado en Lorem Ipsum, Universidad del Bío-Bío (</w:t>
       </w:r>
       <w:r>
         <w:rPr>
           <w:i/>
           <w:iCs/>
         </w:rPr>
-        <w:t xml:space="preserve">PI</w:t>
-      </w:r>
-      <w:r>
-        <w:t xml:space="preserve"> </w:t>
-      </w:r>
-      <w:r>
-        <w:t xml:space="preserve">— ANID, Chile</w:t>
-      </w:r>
-    </w:p>
-    <w:p>
-      <w:pPr>
-        <w:pStyle w:val="Compact"/>
-        <w:numPr>
-          <w:ilvl w:val="0"/>
-          <w:numId w:val="1008"/>
-        </w:numPr>
-      </w:pPr>
-      <w:r>
-        <w:rPr>
-          <w:b/>
-          <w:bCs/>
-        </w:rPr>
-        <w:t xml:space="preserve">2016–2018.</w:t>
-      </w:r>
-      <w:r>
-        <w:t xml:space="preserve"> </w:t>
-      </w:r>
-      <w:r>
-        <w:t xml:space="preserve">Sed do eiusmod tempor incididunt —</w:t>
-      </w:r>
-      <w:r>
-        <w:t xml:space="preserve"> </w:t>
+        <w:t xml:space="preserve">Claustro</w:t>
+      </w:r>
+      <w:r>
+        <w:t xml:space="preserve">)</w:t>
+      </w:r>
+    </w:p>
+    <w:p>
+      <w:pPr>
+        <w:pStyle w:val="Compact"/>
+        <w:numPr>
+          <w:ilvl w:val="0"/>
+          <w:numId w:val="1005"/>
+        </w:numPr>
+      </w:pPr>
+      <w:r>
+        <w:t xml:space="preserve">Consectetur adipiscing elit — Magíster en Dolor Sit, Universidad del Bío-Bío (</w:t>
       </w:r>
       <w:r>
         <w:rPr>
           <w:i/>
           <w:iCs/>
         </w:rPr>
-        <w:t xml:space="preserve">Co-PI</w:t>
-      </w:r>
-      <w:r>
-        <w:t xml:space="preserve"> </w:t>
-      </w:r>
-      <w:r>
-        <w:t xml:space="preserve">— CORFO, Chile</w:t>
+        <w:t xml:space="preserve">Núcleo</w:t>
+      </w:r>
+      <w:r>
+        <w:t xml:space="preserve">)</w:t>
+      </w:r>
+    </w:p>
+    <w:bookmarkEnd w:id="20"/>
+    <w:bookmarkStart w:id="21" w:name="administrative-and-leadership-roles"/>
+    <w:p>
+      <w:pPr>
+        <w:pStyle w:val="Heading3"/>
+      </w:pPr>
+      <w:r>
+        <w:t xml:space="preserve">Administrative and Leadership Roles</w:t>
+      </w:r>
+    </w:p>
+    <w:p>
+      <w:pPr>
+        <w:pStyle w:val="Compact"/>
+        <w:numPr>
+          <w:ilvl w:val="0"/>
+          <w:numId w:val="1006"/>
+        </w:numPr>
+      </w:pPr>
+      <w:r>
+        <w:rPr>
+          <w:b/>
+          <w:bCs/>
+        </w:rPr>
+        <w:t xml:space="preserve">2024–2026.</w:t>
+      </w:r>
+      <w:r>
+        <w:t xml:space="preserve"> </w:t>
+      </w:r>
+      <w:r>
+        <w:t xml:space="preserve">Lorem ipsum dolor sit amet — Department, Universidad del Bío-Bío, Chile</w:t>
+      </w:r>
+    </w:p>
+    <w:p>
+      <w:pPr>
+        <w:pStyle w:val="Compact"/>
+        <w:numPr>
+          <w:ilvl w:val="0"/>
+          <w:numId w:val="1006"/>
+        </w:numPr>
+      </w:pPr>
+      <w:r>
+        <w:rPr>
+          <w:b/>
+          <w:bCs/>
+        </w:rPr>
+        <w:t xml:space="preserve">2020–2022.</w:t>
+      </w:r>
+      <w:r>
+        <w:t xml:space="preserve"> </w:t>
+      </w:r>
+      <w:r>
+        <w:t xml:space="preserve">Consectetur adipiscing elit — Committee, Universidad del Bío-Bío, Chile</w:t>
+      </w:r>
+    </w:p>
+    <w:bookmarkEnd w:id="21"/>
+    <w:bookmarkEnd w:id="22"/>
+    <w:bookmarkStart w:id="23" w:name="education"/>
+    <w:p>
+      <w:pPr>
+        <w:pStyle w:val="Heading2"/>
+      </w:pPr>
+      <w:r>
+        <w:t xml:space="preserve">Education</w:t>
+      </w:r>
+    </w:p>
+    <w:p>
+      <w:pPr>
+        <w:pStyle w:val="Compact"/>
+        <w:numPr>
+          <w:ilvl w:val="0"/>
+          <w:numId w:val="1007"/>
+        </w:numPr>
+      </w:pPr>
+      <w:r>
+        <w:rPr>
+          <w:b/>
+          <w:bCs/>
+        </w:rPr>
+        <w:t xml:space="preserve">2009–2011.</w:t>
+      </w:r>
+      <w:r>
+        <w:t xml:space="preserve"> </w:t>
+      </w:r>
+      <w:r>
+        <w:t xml:space="preserve">Lorem ipsum dolor sit amet — Universitas Ipsum, Italia</w:t>
+      </w:r>
+    </w:p>
+    <w:p>
+      <w:pPr>
+        <w:pStyle w:val="Compact"/>
+        <w:numPr>
+          <w:ilvl w:val="0"/>
+          <w:numId w:val="1007"/>
+        </w:numPr>
+      </w:pPr>
+      <w:r>
+        <w:rPr>
+          <w:b/>
+          <w:bCs/>
+        </w:rPr>
+        <w:t xml:space="preserve">2006–2008.</w:t>
+      </w:r>
+      <w:r>
+        <w:t xml:space="preserve"> </w:t>
+      </w:r>
+      <w:r>
+        <w:t xml:space="preserve">Consectetur adipiscing elit — Universitas Dolor, Chile</w:t>
+      </w:r>
+    </w:p>
+    <w:p>
+      <w:pPr>
+        <w:pStyle w:val="Compact"/>
+        <w:numPr>
+          <w:ilvl w:val="0"/>
+          <w:numId w:val="1007"/>
+        </w:numPr>
+      </w:pPr>
+      <w:r>
+        <w:rPr>
+          <w:b/>
+          <w:bCs/>
+        </w:rPr>
+        <w:t xml:space="preserve">2002–2007.</w:t>
+      </w:r>
+      <w:r>
+        <w:t xml:space="preserve"> </w:t>
+      </w:r>
+      <w:r>
+        <w:t xml:space="preserve">Sed do eiusmod tempor — Universitas Dolor, Chile</w:t>
+      </w:r>
+    </w:p>
+    <w:bookmarkEnd w:id="23"/>
+    <w:bookmarkStart w:id="24" w:name="honors-and-awards"/>
+    <w:p>
+      <w:pPr>
+        <w:pStyle w:val="Heading2"/>
+      </w:pPr>
+      <w:r>
+        <w:t xml:space="preserve">Honors and Awards</w:t>
       </w:r>
     </w:p>
     <w:p>
@@ -750,13 +675,106 @@
           <w:b/>
           <w:bCs/>
         </w:rPr>
-        <w:t xml:space="preserve">2012–2015.</w:t>
-      </w:r>
-      <w:r>
-        <w:t xml:space="preserve"> </w:t>
-      </w:r>
-      <w:r>
-        <w:t xml:space="preserve">Ut labore et dolore magna —</w:t>
+        <w:t xml:space="preserve">2025.</w:t>
+      </w:r>
+      <w:r>
+        <w:t xml:space="preserve"> </w:t>
+      </w:r>
+      <w:r>
+        <w:t xml:space="preserve">Lorem ipsum award — Consectetur adipiscing elit</w:t>
+      </w:r>
+    </w:p>
+    <w:p>
+      <w:pPr>
+        <w:pStyle w:val="Compact"/>
+        <w:numPr>
+          <w:ilvl w:val="0"/>
+          <w:numId w:val="1008"/>
+        </w:numPr>
+      </w:pPr>
+      <w:r>
+        <w:rPr>
+          <w:b/>
+          <w:bCs/>
+        </w:rPr>
+        <w:t xml:space="preserve">2019.</w:t>
+      </w:r>
+      <w:r>
+        <w:t xml:space="preserve"> </w:t>
+      </w:r>
+      <w:r>
+        <w:t xml:space="preserve">Dolor sit amet recognition — Sed do eiusmod</w:t>
+      </w:r>
+    </w:p>
+    <w:p>
+      <w:pPr>
+        <w:pStyle w:val="Compact"/>
+        <w:numPr>
+          <w:ilvl w:val="0"/>
+          <w:numId w:val="1008"/>
+        </w:numPr>
+      </w:pPr>
+      <w:r>
+        <w:rPr>
+          <w:b/>
+          <w:bCs/>
+        </w:rPr>
+        <w:t xml:space="preserve">2007.</w:t>
+      </w:r>
+      <w:r>
+        <w:t xml:space="preserve"> </w:t>
+      </w:r>
+      <w:r>
+        <w:t xml:space="preserve">Ut enim ad minim distinction — Quis nostrud</w:t>
+      </w:r>
+    </w:p>
+    <w:bookmarkEnd w:id="24"/>
+    <w:bookmarkStart w:id="29" w:name="research-projects"/>
+    <w:p>
+      <w:pPr>
+        <w:pStyle w:val="Heading2"/>
+      </w:pPr>
+      <w:r>
+        <w:t xml:space="preserve">Research Projects</w:t>
+      </w:r>
+    </w:p>
+    <w:p>
+      <w:pPr>
+        <w:pStyle w:val="FirstParagraph"/>
+      </w:pPr>
+      <w:r>
+        <w:t xml:space="preserve">PI: principal investigator · Co-I: co-investigator · YR: young researcher.</w:t>
+      </w:r>
+    </w:p>
+    <w:bookmarkStart w:id="25" w:name="competitive-funding"/>
+    <w:p>
+      <w:pPr>
+        <w:pStyle w:val="Heading3"/>
+      </w:pPr>
+      <w:r>
+        <w:t xml:space="preserve">Competitive Funding</w:t>
+      </w:r>
+    </w:p>
+    <w:p>
+      <w:pPr>
+        <w:pStyle w:val="Compact"/>
+        <w:numPr>
+          <w:ilvl w:val="0"/>
+          <w:numId w:val="1009"/>
+        </w:numPr>
+      </w:pPr>
+      <w:r>
+        <w:rPr>
+          <w:b/>
+          <w:bCs/>
+        </w:rPr>
+        <w:t xml:space="preserve">2023–2026.</w:t>
+      </w:r>
+      <w:r>
+        <w:t xml:space="preserve"> </w:t>
+      </w:r>
+      <w:r>
+        <w:t xml:space="preserve">Lorem ipsum dolor sit amet, consectetur — FONDECYT Regular 0000000 —</w:t>
       </w:r>
       <w:r>
         <w:t xml:space="preserve"> </w:t>
@@ -775,16 +793,6 @@
         <w:t xml:space="preserve">— ANID, Chile</w:t>
       </w:r>
     </w:p>
-    <w:bookmarkEnd w:id="24"/>
-    <w:bookmarkStart w:id="25" w:name="university-funding"/>
-    <w:p>
-      <w:pPr>
-        <w:pStyle w:val="Heading3"/>
-      </w:pPr>
-      <w:r>
-        <w:t xml:space="preserve">University Funding</w:t>
-      </w:r>
-    </w:p>
     <w:p>
       <w:pPr>
         <w:pStyle w:val="Compact"/>
@@ -798,13 +806,13 @@
           <w:b/>
           <w:bCs/>
         </w:rPr>
-        <w:t xml:space="preserve">2025–2026.</w:t>
-      </w:r>
-      <w:r>
-        <w:t xml:space="preserve"> </w:t>
-      </w:r>
-      <w:r>
-        <w:t xml:space="preserve">Lorem ipsum dolor sit amet —</w:t>
+        <w:t xml:space="preserve">2017–2019.</w:t>
+      </w:r>
+      <w:r>
+        <w:t xml:space="preserve"> </w:t>
+      </w:r>
+      <w:r>
+        <w:t xml:space="preserve">Sed do eiusmod tempor incididunt — FONDEF 00M0000000 —</w:t>
       </w:r>
       <w:r>
         <w:t xml:space="preserve"> </w:t>
@@ -814,13 +822,13 @@
           <w:i/>
           <w:iCs/>
         </w:rPr>
-        <w:t xml:space="preserve">PI</w:t>
-      </w:r>
-      <w:r>
-        <w:t xml:space="preserve"> </w:t>
-      </w:r>
-      <w:r>
-        <w:t xml:space="preserve">— UBB, Chile</w:t>
+        <w:t xml:space="preserve">YR</w:t>
+      </w:r>
+      <w:r>
+        <w:t xml:space="preserve"> </w:t>
+      </w:r>
+      <w:r>
+        <w:t xml:space="preserve">— ANID, Chile</w:t>
       </w:r>
     </w:p>
     <w:p>
@@ -836,13 +844,13 @@
           <w:b/>
           <w:bCs/>
         </w:rPr>
-        <w:t xml:space="preserve">2022–2024.</w:t>
-      </w:r>
-      <w:r>
-        <w:t xml:space="preserve"> </w:t>
-      </w:r>
-      <w:r>
-        <w:t xml:space="preserve">Consectetur adipiscing elit —</w:t>
+        <w:t xml:space="preserve">2016–2018.</w:t>
+      </w:r>
+      <w:r>
+        <w:t xml:space="preserve"> </w:t>
+      </w:r>
+      <w:r>
+        <w:t xml:space="preserve">Ut labore et dolore magna — INNOVA 00.00-IN.IIP —</w:t>
       </w:r>
       <w:r>
         <w:t xml:space="preserve"> </w:t>
@@ -852,13 +860,13 @@
           <w:i/>
           <w:iCs/>
         </w:rPr>
-        <w:t xml:space="preserve">PI</w:t>
-      </w:r>
-      <w:r>
-        <w:t xml:space="preserve"> </w:t>
-      </w:r>
-      <w:r>
-        <w:t xml:space="preserve">— UBB, Chile</w:t>
+        <w:t xml:space="preserve">Co-I</w:t>
+      </w:r>
+      <w:r>
+        <w:t xml:space="preserve"> </w:t>
+      </w:r>
+      <w:r>
+        <w:t xml:space="preserve">— CORFO, Chile</w:t>
       </w:r>
     </w:p>
     <w:p>
@@ -874,13 +882,13 @@
           <w:b/>
           <w:bCs/>
         </w:rPr>
-        <w:t xml:space="preserve">2018–2019.</w:t>
-      </w:r>
-      <w:r>
-        <w:t xml:space="preserve"> </w:t>
-      </w:r>
-      <w:r>
-        <w:t xml:space="preserve">Sed do eiusmod tempor —</w:t>
+        <w:t xml:space="preserve">2014–2016.</w:t>
+      </w:r>
+      <w:r>
+        <w:t xml:space="preserve"> </w:t>
+      </w:r>
+      <w:r>
+        <w:t xml:space="preserve">Quis nostrud exercitation — ECOS 0000 —</w:t>
       </w:r>
       <w:r>
         <w:t xml:space="preserve"> </w:t>
@@ -890,23 +898,23 @@
           <w:i/>
           <w:iCs/>
         </w:rPr>
-        <w:t xml:space="preserve">Co-PI</w:t>
-      </w:r>
-      <w:r>
-        <w:t xml:space="preserve"> </w:t>
-      </w:r>
-      <w:r>
-        <w:t xml:space="preserve">— UBB, Chile</w:t>
+        <w:t xml:space="preserve">Co-I</w:t>
+      </w:r>
+      <w:r>
+        <w:t xml:space="preserve"> </w:t>
+      </w:r>
+      <w:r>
+        <w:t xml:space="preserve">— ANID, France–Chile</w:t>
       </w:r>
     </w:p>
     <w:bookmarkEnd w:id="25"/>
-    <w:bookmarkStart w:id="26" w:name="X9ccf25a8761d8e8ae5469964daa60c99e6c95d4"/>
+    <w:bookmarkStart w:id="26" w:name="university-funding"/>
     <w:p>
       <w:pPr>
         <w:pStyle w:val="Heading3"/>
       </w:pPr>
       <w:r>
-        <w:t xml:space="preserve">Technology Transfer and Industry Collaboration</w:t>
+        <w:t xml:space="preserve">University Funding</w:t>
       </w:r>
     </w:p>
     <w:p>
@@ -922,75 +930,13 @@
           <w:b/>
           <w:bCs/>
         </w:rPr>
-        <w:t xml:space="preserve">2024–2025.</w:t>
-      </w:r>
-      <w:r>
-        <w:t xml:space="preserve"> </w:t>
-      </w:r>
-      <w:r>
-        <w:t xml:space="preserve">Lorem ipsum dolor sit amet — Industry partner, Chile</w:t>
-      </w:r>
-    </w:p>
-    <w:p>
-      <w:pPr>
-        <w:pStyle w:val="Compact"/>
-        <w:numPr>
-          <w:ilvl w:val="0"/>
-          <w:numId w:val="1010"/>
-        </w:numPr>
-      </w:pPr>
-      <w:r>
-        <w:rPr>
-          <w:b/>
-          <w:bCs/>
-        </w:rPr>
-        <w:t xml:space="preserve">2019–2021.</w:t>
-      </w:r>
-      <w:r>
-        <w:t xml:space="preserve"> </w:t>
-      </w:r>
-      <w:r>
-        <w:t xml:space="preserve">Consectetur adipiscing elit — Industry partner, Chile</w:t>
-      </w:r>
-    </w:p>
-    <w:bookmarkEnd w:id="26"/>
-    <w:bookmarkEnd w:id="27"/>
-    <w:bookmarkStart w:id="33" w:name="publications"/>
-    <w:p>
-      <w:pPr>
-        <w:pStyle w:val="Heading2"/>
-      </w:pPr>
-      <w:r>
-        <w:t xml:space="preserve">Publications</w:t>
-      </w:r>
-    </w:p>
-    <w:p>
-      <w:pPr>
-        <w:pStyle w:val="FirstParagraph"/>
-      </w:pPr>
-      <w:r>
-        <w:t xml:space="preserve">* student co-author · † corresponding author.</w:t>
-      </w:r>
-    </w:p>
-    <w:bookmarkStart w:id="28" w:name="journal-articles---wos-scie-ssci-ahci"/>
-    <w:p>
-      <w:pPr>
-        <w:pStyle w:val="Heading3"/>
-      </w:pPr>
-      <w:r>
-        <w:t xml:space="preserve">Journal Articles - WoS (SCIE, SSCI, AHCI)</w:t>
-      </w:r>
-    </w:p>
-    <w:p>
-      <w:pPr>
-        <w:pStyle w:val="Compact"/>
-        <w:numPr>
-          <w:ilvl w:val="0"/>
-          <w:numId w:val="1011"/>
-        </w:numPr>
-      </w:pPr>
-      <w:r>
-        <w:t xml:space="preserve">Linfati, R.; Lorem, I.*; Ipsum, D.† (2026). Lorem ipsum dolor sit amet.</w:t>
+        <w:t xml:space="preserve">2025–2026.</w:t>
+      </w:r>
+      <w:r>
+        <w:t xml:space="preserve"> </w:t>
+      </w:r>
+      <w:r>
+        <w:t xml:space="preserve">Lorem ipsum dolor sit amet — RE0000000 —</w:t>
       </w:r>
       <w:r>
         <w:t xml:space="preserve"> </w:t>
@@ -1000,22 +946,35 @@
           <w:i/>
           <w:iCs/>
         </w:rPr>
-        <w:t xml:space="preserve">Journal Lorem Ipsum</w:t>
-      </w:r>
-      <w:r>
-        <w:t xml:space="preserve">, 1(1), 1–10.</w:t>
-      </w:r>
-    </w:p>
-    <w:p>
-      <w:pPr>
-        <w:pStyle w:val="Compact"/>
-        <w:numPr>
-          <w:ilvl w:val="0"/>
-          <w:numId w:val="1011"/>
-        </w:numPr>
-      </w:pPr>
-      <w:r>
-        <w:t xml:space="preserve">Linfati, R.†; Dolor, S. (2025). Consectetur adipiscing elit.</w:t>
+        <w:t xml:space="preserve">Co-I</w:t>
+      </w:r>
+      <w:r>
+        <w:t xml:space="preserve"> </w:t>
+      </w:r>
+      <w:r>
+        <w:t xml:space="preserve">— UBB, Chile</w:t>
+      </w:r>
+    </w:p>
+    <w:p>
+      <w:pPr>
+        <w:pStyle w:val="Compact"/>
+        <w:numPr>
+          <w:ilvl w:val="0"/>
+          <w:numId w:val="1010"/>
+        </w:numPr>
+      </w:pPr>
+      <w:r>
+        <w:rPr>
+          <w:b/>
+          <w:bCs/>
+        </w:rPr>
+        <w:t xml:space="preserve">2022–2024.</w:t>
+      </w:r>
+      <w:r>
+        <w:t xml:space="preserve"> </w:t>
+      </w:r>
+      <w:r>
+        <w:t xml:space="preserve">Consectetur adipiscing elit — RE0000000 —</w:t>
       </w:r>
       <w:r>
         <w:t xml:space="preserve"> </w:t>
@@ -1025,32 +984,45 @@
           <w:i/>
           <w:iCs/>
         </w:rPr>
-        <w:t xml:space="preserve">Journal Dolor Sit</w:t>
-      </w:r>
-      <w:r>
-        <w:t xml:space="preserve">, 2(3), 11–20.</w:t>
-      </w:r>
-    </w:p>
-    <w:bookmarkEnd w:id="28"/>
-    <w:bookmarkStart w:id="29" w:name="journal-articles---wosesci-scopus"/>
+        <w:t xml:space="preserve">PI</w:t>
+      </w:r>
+      <w:r>
+        <w:t xml:space="preserve"> </w:t>
+      </w:r>
+      <w:r>
+        <w:t xml:space="preserve">— UBB, Chile</w:t>
+      </w:r>
+    </w:p>
+    <w:bookmarkEnd w:id="26"/>
+    <w:bookmarkStart w:id="27" w:name="research-groups"/>
     <w:p>
       <w:pPr>
         <w:pStyle w:val="Heading3"/>
       </w:pPr>
       <w:r>
-        <w:t xml:space="preserve">Journal Articles - WoS/ESCI &amp; SCOPUS</w:t>
-      </w:r>
-    </w:p>
-    <w:p>
-      <w:pPr>
-        <w:pStyle w:val="Compact"/>
-        <w:numPr>
-          <w:ilvl w:val="0"/>
-          <w:numId w:val="1012"/>
-        </w:numPr>
-      </w:pPr>
-      <w:r>
-        <w:t xml:space="preserve">Linfati, R.; Amet, C.* (2024). Sed do eiusmod tempor.</w:t>
+        <w:t xml:space="preserve">Research Groups</w:t>
+      </w:r>
+    </w:p>
+    <w:p>
+      <w:pPr>
+        <w:pStyle w:val="Compact"/>
+        <w:numPr>
+          <w:ilvl w:val="0"/>
+          <w:numId w:val="1011"/>
+        </w:numPr>
+      </w:pPr>
+      <w:r>
+        <w:rPr>
+          <w:b/>
+          <w:bCs/>
+        </w:rPr>
+        <w:t xml:space="preserve">2023–2026.</w:t>
+      </w:r>
+      <w:r>
+        <w:t xml:space="preserve"> </w:t>
+      </w:r>
+      <w:r>
+        <w:t xml:space="preserve">Lorem ipsum dolor sit amet — GI 0000000 —</w:t>
       </w:r>
       <w:r>
         <w:t xml:space="preserve"> </w:t>
@@ -1060,32 +1032,35 @@
           <w:i/>
           <w:iCs/>
         </w:rPr>
-        <w:t xml:space="preserve">Journal Amet</w:t>
-      </w:r>
-      <w:r>
-        <w:t xml:space="preserve">, 3(2), 21–30.</w:t>
-      </w:r>
-    </w:p>
-    <w:bookmarkEnd w:id="29"/>
-    <w:bookmarkStart w:id="30" w:name="journal-articles---scielo-and-others"/>
-    <w:p>
-      <w:pPr>
-        <w:pStyle w:val="Heading3"/>
-      </w:pPr>
-      <w:r>
-        <w:t xml:space="preserve">Journal Articles - SciELO and Others</w:t>
-      </w:r>
-    </w:p>
-    <w:p>
-      <w:pPr>
-        <w:pStyle w:val="Compact"/>
-        <w:numPr>
-          <w:ilvl w:val="0"/>
-          <w:numId w:val="1013"/>
-        </w:numPr>
-      </w:pPr>
-      <w:r>
-        <w:t xml:space="preserve">Linfati, R.; Elit, A. (2023). Incididunt ut labore.</w:t>
+        <w:t xml:space="preserve">PI</w:t>
+      </w:r>
+      <w:r>
+        <w:t xml:space="preserve"> </w:t>
+      </w:r>
+      <w:r>
+        <w:t xml:space="preserve">— UBB, Chile</w:t>
+      </w:r>
+    </w:p>
+    <w:p>
+      <w:pPr>
+        <w:pStyle w:val="Compact"/>
+        <w:numPr>
+          <w:ilvl w:val="0"/>
+          <w:numId w:val="1011"/>
+        </w:numPr>
+      </w:pPr>
+      <w:r>
+        <w:rPr>
+          <w:b/>
+          <w:bCs/>
+        </w:rPr>
+        <w:t xml:space="preserve">2017–2018.</w:t>
+      </w:r>
+      <w:r>
+        <w:t xml:space="preserve"> </w:t>
+      </w:r>
+      <w:r>
+        <w:t xml:space="preserve">Consectetur adipiscing elit — GI 0000000 —</w:t>
       </w:r>
       <w:r>
         <w:t xml:space="preserve"> </w:t>
@@ -1095,32 +1070,45 @@
           <w:i/>
           <w:iCs/>
         </w:rPr>
-        <w:t xml:space="preserve">Revista Lorem</w:t>
-      </w:r>
-      <w:r>
-        <w:t xml:space="preserve">, 4(1), 31–40.</w:t>
-      </w:r>
-    </w:p>
-    <w:bookmarkEnd w:id="30"/>
-    <w:bookmarkStart w:id="31" w:name="conference-articles-and-book-chapters"/>
+        <w:t xml:space="preserve">Co-I</w:t>
+      </w:r>
+      <w:r>
+        <w:t xml:space="preserve"> </w:t>
+      </w:r>
+      <w:r>
+        <w:t xml:space="preserve">— UBB, Chile</w:t>
+      </w:r>
+    </w:p>
+    <w:bookmarkEnd w:id="27"/>
+    <w:bookmarkStart w:id="28" w:name="X9ccf25a8761d8e8ae5469964daa60c99e6c95d4"/>
     <w:p>
       <w:pPr>
         <w:pStyle w:val="Heading3"/>
       </w:pPr>
       <w:r>
-        <w:t xml:space="preserve">Conference Articles and Book Chapters</w:t>
-      </w:r>
-    </w:p>
-    <w:p>
-      <w:pPr>
-        <w:pStyle w:val="Compact"/>
-        <w:numPr>
-          <w:ilvl w:val="0"/>
-          <w:numId w:val="1014"/>
-        </w:numPr>
-      </w:pPr>
-      <w:r>
-        <w:t xml:space="preserve">Linfati, R.; Magna, A. (2022). Ut enim ad minim veniam. In:</w:t>
+        <w:t xml:space="preserve">Technology Transfer and Industry Collaboration</w:t>
+      </w:r>
+    </w:p>
+    <w:p>
+      <w:pPr>
+        <w:pStyle w:val="Compact"/>
+        <w:numPr>
+          <w:ilvl w:val="0"/>
+          <w:numId w:val="1012"/>
+        </w:numPr>
+      </w:pPr>
+      <w:r>
+        <w:rPr>
+          <w:b/>
+          <w:bCs/>
+        </w:rPr>
+        <w:t xml:space="preserve">2025–2026.</w:t>
+      </w:r>
+      <w:r>
+        <w:t xml:space="preserve"> </w:t>
+      </w:r>
+      <w:r>
+        <w:t xml:space="preserve">Lorem ipsum dolor sit amet — I+D 00-000 —</w:t>
       </w:r>
       <w:r>
         <w:t xml:space="preserve"> </w:t>
@@ -1130,32 +1118,35 @@
           <w:i/>
           <w:iCs/>
         </w:rPr>
-        <w:t xml:space="preserve">Proceedings Lorem Ipsum</w:t>
-      </w:r>
-      <w:r>
-        <w:t xml:space="preserve">, 41–50.</w:t>
-      </w:r>
-    </w:p>
-    <w:bookmarkEnd w:id="31"/>
-    <w:bookmarkStart w:id="32" w:name="journal-articles---preprint"/>
-    <w:p>
-      <w:pPr>
-        <w:pStyle w:val="Heading3"/>
-      </w:pPr>
-      <w:r>
-        <w:t xml:space="preserve">Journal Articles - PrePrint</w:t>
-      </w:r>
-    </w:p>
-    <w:p>
-      <w:pPr>
-        <w:pStyle w:val="Compact"/>
-        <w:numPr>
-          <w:ilvl w:val="0"/>
-          <w:numId w:val="1015"/>
-        </w:numPr>
-      </w:pPr>
-      <w:r>
-        <w:t xml:space="preserve">Linfati, R.; Aliqua, U. (2026). Quis nostrud exercitation.</w:t>
+        <w:t xml:space="preserve">Co-I</w:t>
+      </w:r>
+      <w:r>
+        <w:t xml:space="preserve"> </w:t>
+      </w:r>
+      <w:r>
+        <w:t xml:space="preserve">— UBB, Chile</w:t>
+      </w:r>
+    </w:p>
+    <w:p>
+      <w:pPr>
+        <w:pStyle w:val="Compact"/>
+        <w:numPr>
+          <w:ilvl w:val="0"/>
+          <w:numId w:val="1012"/>
+        </w:numPr>
+      </w:pPr>
+      <w:r>
+        <w:rPr>
+          <w:b/>
+          <w:bCs/>
+        </w:rPr>
+        <w:t xml:space="preserve">2019–2021.</w:t>
+      </w:r>
+      <w:r>
+        <w:t xml:space="preserve"> </w:t>
+      </w:r>
+      <w:r>
+        <w:t xml:space="preserve">Consectetur adipiscing elit — 0000 —</w:t>
       </w:r>
       <w:r>
         <w:t xml:space="preserve"> </w:t>
@@ -1165,15 +1156,236 @@
           <w:i/>
           <w:iCs/>
         </w:rPr>
+        <w:t xml:space="preserve">PI</w:t>
+      </w:r>
+      <w:r>
+        <w:t xml:space="preserve"> </w:t>
+      </w:r>
+      <w:r>
+        <w:t xml:space="preserve">— Industry partner, Chile</w:t>
+      </w:r>
+    </w:p>
+    <w:bookmarkEnd w:id="28"/>
+    <w:bookmarkEnd w:id="29"/>
+    <w:bookmarkStart w:id="35" w:name="publications"/>
+    <w:p>
+      <w:pPr>
+        <w:pStyle w:val="Heading2"/>
+      </w:pPr>
+      <w:r>
+        <w:t xml:space="preserve">Publications</w:t>
+      </w:r>
+    </w:p>
+    <w:p>
+      <w:pPr>
+        <w:pStyle w:val="FirstParagraph"/>
+      </w:pPr>
+      <w:r>
+        <w:t xml:space="preserve">* student co-author · † corresponding author.</w:t>
+      </w:r>
+    </w:p>
+    <w:bookmarkStart w:id="30" w:name="journal-articles---wos-scie-ssci-ahci"/>
+    <w:p>
+      <w:pPr>
+        <w:pStyle w:val="Heading3"/>
+      </w:pPr>
+      <w:r>
+        <w:t xml:space="preserve">Journal Articles - WoS (SCIE, SSCI, AHCI)</w:t>
+      </w:r>
+    </w:p>
+    <w:p>
+      <w:pPr>
+        <w:pStyle w:val="Compact"/>
+        <w:numPr>
+          <w:ilvl w:val="0"/>
+          <w:numId w:val="1013"/>
+        </w:numPr>
+      </w:pPr>
+      <w:r>
+        <w:t xml:space="preserve">Linfati, R.; Lorem, I.*; Ipsum, D.† (2026). Lorem ipsum dolor sit amet.</w:t>
+      </w:r>
+      <w:r>
+        <w:t xml:space="preserve"> </w:t>
+      </w:r>
+      <w:r>
+        <w:rPr>
+          <w:i/>
+          <w:iCs/>
+        </w:rPr>
+        <w:t xml:space="preserve">Journal Lorem Ipsum</w:t>
+      </w:r>
+      <w:r>
+        <w:t xml:space="preserve">, 1(1), 1–10.</w:t>
+      </w:r>
+    </w:p>
+    <w:p>
+      <w:pPr>
+        <w:pStyle w:val="Compact"/>
+        <w:numPr>
+          <w:ilvl w:val="0"/>
+          <w:numId w:val="1013"/>
+        </w:numPr>
+      </w:pPr>
+      <w:r>
+        <w:t xml:space="preserve">Linfati, R.†; Dolor, S. (2025). Consectetur adipiscing elit.</w:t>
+      </w:r>
+      <w:r>
+        <w:t xml:space="preserve"> </w:t>
+      </w:r>
+      <w:r>
+        <w:rPr>
+          <w:i/>
+          <w:iCs/>
+        </w:rPr>
+        <w:t xml:space="preserve">Journal Dolor Sit</w:t>
+      </w:r>
+      <w:r>
+        <w:t xml:space="preserve">, 2(3), 11–20.</w:t>
+      </w:r>
+    </w:p>
+    <w:bookmarkEnd w:id="30"/>
+    <w:bookmarkStart w:id="31" w:name="journal-articles---wosesci-scopus"/>
+    <w:p>
+      <w:pPr>
+        <w:pStyle w:val="Heading3"/>
+      </w:pPr>
+      <w:r>
+        <w:t xml:space="preserve">Journal Articles - WoS/ESCI &amp; SCOPUS</w:t>
+      </w:r>
+    </w:p>
+    <w:p>
+      <w:pPr>
+        <w:pStyle w:val="Compact"/>
+        <w:numPr>
+          <w:ilvl w:val="0"/>
+          <w:numId w:val="1014"/>
+        </w:numPr>
+      </w:pPr>
+      <w:r>
+        <w:t xml:space="preserve">Linfati, R.; Amet, C.* (2024). Sed do eiusmod tempor.</w:t>
+      </w:r>
+      <w:r>
+        <w:t xml:space="preserve"> </w:t>
+      </w:r>
+      <w:r>
+        <w:rPr>
+          <w:i/>
+          <w:iCs/>
+        </w:rPr>
+        <w:t xml:space="preserve">Journal Amet</w:t>
+      </w:r>
+      <w:r>
+        <w:t xml:space="preserve">, 3(2), 21–30.</w:t>
+      </w:r>
+    </w:p>
+    <w:bookmarkEnd w:id="31"/>
+    <w:bookmarkStart w:id="32" w:name="journal-articles---scielo-and-others"/>
+    <w:p>
+      <w:pPr>
+        <w:pStyle w:val="Heading3"/>
+      </w:pPr>
+      <w:r>
+        <w:t xml:space="preserve">Journal Articles - SciELO and Others</w:t>
+      </w:r>
+    </w:p>
+    <w:p>
+      <w:pPr>
+        <w:pStyle w:val="Compact"/>
+        <w:numPr>
+          <w:ilvl w:val="0"/>
+          <w:numId w:val="1015"/>
+        </w:numPr>
+      </w:pPr>
+      <w:r>
+        <w:t xml:space="preserve">Linfati, R.; Elit, A. (2023). Incididunt ut labore.</w:t>
+      </w:r>
+      <w:r>
+        <w:t xml:space="preserve"> </w:t>
+      </w:r>
+      <w:r>
+        <w:rPr>
+          <w:i/>
+          <w:iCs/>
+        </w:rPr>
+        <w:t xml:space="preserve">Revista Lorem</w:t>
+      </w:r>
+      <w:r>
+        <w:t xml:space="preserve">, 4(1), 31–40.</w:t>
+      </w:r>
+    </w:p>
+    <w:bookmarkEnd w:id="32"/>
+    <w:bookmarkStart w:id="33" w:name="conference-articles-and-book-chapters"/>
+    <w:p>
+      <w:pPr>
+        <w:pStyle w:val="Heading3"/>
+      </w:pPr>
+      <w:r>
+        <w:t xml:space="preserve">Conference Articles and Book Chapters</w:t>
+      </w:r>
+    </w:p>
+    <w:p>
+      <w:pPr>
+        <w:pStyle w:val="Compact"/>
+        <w:numPr>
+          <w:ilvl w:val="0"/>
+          <w:numId w:val="1016"/>
+        </w:numPr>
+      </w:pPr>
+      <w:r>
+        <w:t xml:space="preserve">Linfati, R.; Magna, A. (2022). Ut enim ad minim veniam. In:</w:t>
+      </w:r>
+      <w:r>
+        <w:t xml:space="preserve"> </w:t>
+      </w:r>
+      <w:r>
+        <w:rPr>
+          <w:i/>
+          <w:iCs/>
+        </w:rPr>
+        <w:t xml:space="preserve">Proceedings Lorem Ipsum</w:t>
+      </w:r>
+      <w:r>
+        <w:t xml:space="preserve">, 41–50.</w:t>
+      </w:r>
+    </w:p>
+    <w:bookmarkEnd w:id="33"/>
+    <w:bookmarkStart w:id="34" w:name="journal-articles---preprint"/>
+    <w:p>
+      <w:pPr>
+        <w:pStyle w:val="Heading3"/>
+      </w:pPr>
+      <w:r>
+        <w:t xml:space="preserve">Journal Articles - PrePrint</w:t>
+      </w:r>
+    </w:p>
+    <w:p>
+      <w:pPr>
+        <w:pStyle w:val="Compact"/>
+        <w:numPr>
+          <w:ilvl w:val="0"/>
+          <w:numId w:val="1017"/>
+        </w:numPr>
+      </w:pPr>
+      <w:r>
+        <w:t xml:space="preserve">Linfati, R.; Aliqua, U. (2026). Quis nostrud exercitation.</w:t>
+      </w:r>
+      <w:r>
+        <w:t xml:space="preserve"> </w:t>
+      </w:r>
+      <w:r>
+        <w:rPr>
+          <w:i/>
+          <w:iCs/>
+        </w:rPr>
         <w:t xml:space="preserve">arXiv preprint</w:t>
       </w:r>
       <w:r>
         <w:t xml:space="preserve">.</w:t>
       </w:r>
     </w:p>
-    <w:bookmarkEnd w:id="32"/>
-    <w:bookmarkEnd w:id="33"/>
-    <w:bookmarkStart w:id="37" w:name="supervised-theses"/>
+    <w:bookmarkEnd w:id="34"/>
+    <w:bookmarkEnd w:id="35"/>
+    <w:bookmarkStart w:id="40" w:name="supervised-theses"/>
     <w:p>
       <w:pPr>
         <w:pStyle w:val="Heading2"/>
@@ -1190,7 +1402,7 @@
         <w:t xml:space="preserve">A: advisor · CA: co-advisor · ✓: completed · …: in progress.</w:t>
       </w:r>
     </w:p>
-    <w:bookmarkStart w:id="34" w:name="doctoral-theses"/>
+    <w:bookmarkStart w:id="36" w:name="doctoral-theses"/>
     <w:p>
       <w:pPr>
         <w:pStyle w:val="Heading3"/>
@@ -1204,7 +1416,7 @@
         <w:pStyle w:val="Compact"/>
         <w:numPr>
           <w:ilvl w:val="0"/>
-          <w:numId w:val="1016"/>
+          <w:numId w:val="1018"/>
         </w:numPr>
       </w:pPr>
       <w:r>
@@ -1221,8 +1433,8 @@
         <w:t xml:space="preserve">Lorem ipsum dolor sit amet — Nombre Apellido (A, ✓)</w:t>
       </w:r>
     </w:p>
-    <w:bookmarkEnd w:id="34"/>
-    <w:bookmarkStart w:id="35" w:name="master-theses"/>
+    <w:bookmarkEnd w:id="36"/>
+    <w:bookmarkStart w:id="37" w:name="master-theses"/>
     <w:p>
       <w:pPr>
         <w:pStyle w:val="Heading3"/>
@@ -1236,7 +1448,7 @@
         <w:pStyle w:val="Compact"/>
         <w:numPr>
           <w:ilvl w:val="0"/>
-          <w:numId w:val="1017"/>
+          <w:numId w:val="1019"/>
         </w:numPr>
       </w:pPr>
       <w:r>
@@ -1258,7 +1470,7 @@
         <w:pStyle w:val="Compact"/>
         <w:numPr>
           <w:ilvl w:val="0"/>
-          <w:numId w:val="1017"/>
+          <w:numId w:val="1019"/>
         </w:numPr>
       </w:pPr>
       <w:r>
@@ -1275,22 +1487,22 @@
         <w:t xml:space="preserve">Sed do eiusmod tempor — Nombre Apellido (CA, …)</w:t>
       </w:r>
     </w:p>
-    <w:bookmarkEnd w:id="35"/>
-    <w:bookmarkStart w:id="36" w:name="undergraduate-projects---ubb"/>
+    <w:bookmarkEnd w:id="37"/>
+    <w:bookmarkStart w:id="38" w:name="undergraduate-projects---research"/>
     <w:p>
       <w:pPr>
         <w:pStyle w:val="Heading3"/>
       </w:pPr>
       <w:r>
-        <w:t xml:space="preserve">Undergraduate Projects - UBB</w:t>
-      </w:r>
-    </w:p>
-    <w:p>
-      <w:pPr>
-        <w:pStyle w:val="Compact"/>
-        <w:numPr>
-          <w:ilvl w:val="0"/>
-          <w:numId w:val="1018"/>
+        <w:t xml:space="preserve">Undergraduate Projects - Research</w:t>
+      </w:r>
+    </w:p>
+    <w:p>
+      <w:pPr>
+        <w:pStyle w:val="Compact"/>
+        <w:numPr>
+          <w:ilvl w:val="0"/>
+          <w:numId w:val="1020"/>
         </w:numPr>
       </w:pPr>
       <w:r>
@@ -1312,7 +1524,7 @@
         <w:pStyle w:val="Compact"/>
         <w:numPr>
           <w:ilvl w:val="0"/>
-          <w:numId w:val="1018"/>
+          <w:numId w:val="1020"/>
         </w:numPr>
       </w:pPr>
       <w:r>
@@ -1329,23 +1541,86 @@
         <w:t xml:space="preserve">Quis nostrud exercitation — Nombre Apellido (A, ✓)</w:t>
       </w:r>
     </w:p>
-    <w:bookmarkEnd w:id="36"/>
-    <w:bookmarkEnd w:id="37"/>
-    <w:bookmarkStart w:id="38" w:name="teaching-experience"/>
+    <w:bookmarkEnd w:id="38"/>
+    <w:bookmarkStart w:id="39" w:name="undergraduate-projects---industry"/>
+    <w:p>
+      <w:pPr>
+        <w:pStyle w:val="Heading3"/>
+      </w:pPr>
+      <w:r>
+        <w:t xml:space="preserve">Undergraduate Projects - Industry</w:t>
+      </w:r>
+    </w:p>
+    <w:p>
+      <w:pPr>
+        <w:pStyle w:val="Compact"/>
+        <w:numPr>
+          <w:ilvl w:val="0"/>
+          <w:numId w:val="1021"/>
+        </w:numPr>
+      </w:pPr>
+      <w:r>
+        <w:rPr>
+          <w:b/>
+          <w:bCs/>
+        </w:rPr>
+        <w:t xml:space="preserve">2025.</w:t>
+      </w:r>
+      <w:r>
+        <w:t xml:space="preserve"> </w:t>
+      </w:r>
+      <w:r>
+        <w:t xml:space="preserve">Lorem ipsum dolor sit amet — Nombre Apellido (A, ✓) — Empresa Lorem</w:t>
+      </w:r>
+    </w:p>
+    <w:p>
+      <w:pPr>
+        <w:pStyle w:val="Compact"/>
+        <w:numPr>
+          <w:ilvl w:val="0"/>
+          <w:numId w:val="1021"/>
+        </w:numPr>
+      </w:pPr>
+      <w:r>
+        <w:rPr>
+          <w:b/>
+          <w:bCs/>
+        </w:rPr>
+        <w:t xml:space="preserve">2022.</w:t>
+      </w:r>
+      <w:r>
+        <w:t xml:space="preserve"> </w:t>
+      </w:r>
+      <w:r>
+        <w:t xml:space="preserve">Consectetur adipiscing elit — Nombre Apellido (A, ✓) — Empresa Ipsum</w:t>
+      </w:r>
+    </w:p>
+    <w:bookmarkEnd w:id="39"/>
+    <w:bookmarkEnd w:id="40"/>
+    <w:bookmarkStart w:id="43" w:name="teaching"/>
     <w:p>
       <w:pPr>
         <w:pStyle w:val="Heading2"/>
       </w:pPr>
       <w:r>
-        <w:t xml:space="preserve">Teaching Experience</w:t>
-      </w:r>
-    </w:p>
-    <w:p>
-      <w:pPr>
-        <w:pStyle w:val="Compact"/>
-        <w:numPr>
-          <w:ilvl w:val="0"/>
-          <w:numId w:val="1019"/>
+        <w:t xml:space="preserve">Teaching</w:t>
+      </w:r>
+    </w:p>
+    <w:bookmarkStart w:id="41" w:name="courses-taught"/>
+    <w:p>
+      <w:pPr>
+        <w:pStyle w:val="Heading3"/>
+      </w:pPr>
+      <w:r>
+        <w:t xml:space="preserve">Courses Taught</w:t>
+      </w:r>
+    </w:p>
+    <w:p>
+      <w:pPr>
+        <w:pStyle w:val="Compact"/>
+        <w:numPr>
+          <w:ilvl w:val="0"/>
+          <w:numId w:val="1022"/>
         </w:numPr>
       </w:pPr>
       <w:r>
@@ -1367,7 +1642,7 @@
         <w:pStyle w:val="Compact"/>
         <w:numPr>
           <w:ilvl w:val="0"/>
-          <w:numId w:val="1019"/>
+          <w:numId w:val="1022"/>
         </w:numPr>
       </w:pPr>
       <w:r>
@@ -1389,7 +1664,7 @@
         <w:pStyle w:val="Compact"/>
         <w:numPr>
           <w:ilvl w:val="0"/>
-          <w:numId w:val="1019"/>
+          <w:numId w:val="1022"/>
         </w:numPr>
       </w:pPr>
       <w:r>
@@ -1406,8 +1681,85 @@
         <w:t xml:space="preserve">Sed do eiusmod tempor — Universitas Ipsum</w:t>
       </w:r>
     </w:p>
-    <w:bookmarkEnd w:id="38"/>
-    <w:bookmarkStart w:id="39" w:name="software-and-teaching-materials"/>
+    <w:bookmarkEnd w:id="41"/>
+    <w:bookmarkStart w:id="42" w:name="Xef3228f6fa0468de1b6816af6f259ae246a69aa"/>
+    <w:p>
+      <w:pPr>
+        <w:pStyle w:val="Heading3"/>
+      </w:pPr>
+      <w:r>
+        <w:t xml:space="preserve">Teaching Training and Professional Development</w:t>
+      </w:r>
+    </w:p>
+    <w:p>
+      <w:pPr>
+        <w:pStyle w:val="Compact"/>
+        <w:numPr>
+          <w:ilvl w:val="0"/>
+          <w:numId w:val="1023"/>
+        </w:numPr>
+      </w:pPr>
+      <w:r>
+        <w:rPr>
+          <w:b/>
+          <w:bCs/>
+        </w:rPr>
+        <w:t xml:space="preserve">2025.</w:t>
+      </w:r>
+      <w:r>
+        <w:t xml:space="preserve"> </w:t>
+      </w:r>
+      <w:r>
+        <w:t xml:space="preserve">Lorem ipsum dolor sit amet — 10 h</w:t>
+      </w:r>
+    </w:p>
+    <w:p>
+      <w:pPr>
+        <w:pStyle w:val="Compact"/>
+        <w:numPr>
+          <w:ilvl w:val="0"/>
+          <w:numId w:val="1023"/>
+        </w:numPr>
+      </w:pPr>
+      <w:r>
+        <w:rPr>
+          <w:b/>
+          <w:bCs/>
+        </w:rPr>
+        <w:t xml:space="preserve">2015.</w:t>
+      </w:r>
+      <w:r>
+        <w:t xml:space="preserve"> </w:t>
+      </w:r>
+      <w:r>
+        <w:t xml:space="preserve">Consectetur adipiscing elit — LASPAU-Harvard, 59 h</w:t>
+      </w:r>
+    </w:p>
+    <w:p>
+      <w:pPr>
+        <w:pStyle w:val="Compact"/>
+        <w:numPr>
+          <w:ilvl w:val="0"/>
+          <w:numId w:val="1023"/>
+        </w:numPr>
+      </w:pPr>
+      <w:r>
+        <w:rPr>
+          <w:b/>
+          <w:bCs/>
+        </w:rPr>
+        <w:t xml:space="preserve">2013.</w:t>
+      </w:r>
+      <w:r>
+        <w:t xml:space="preserve"> </w:t>
+      </w:r>
+      <w:r>
+        <w:t xml:space="preserve">Sed do eiusmod tempor — 20 h</w:t>
+      </w:r>
+    </w:p>
+    <w:bookmarkEnd w:id="42"/>
+    <w:bookmarkEnd w:id="43"/>
+    <w:bookmarkStart w:id="44" w:name="software-and-teaching-materials"/>
     <w:p>
       <w:pPr>
         <w:pStyle w:val="Heading2"/>
@@ -1421,7 +1773,7 @@
         <w:pStyle w:val="Compact"/>
         <w:numPr>
           <w:ilvl w:val="0"/>
-          <w:numId w:val="1020"/>
+          <w:numId w:val="1024"/>
         </w:numPr>
       </w:pPr>
       <w:hyperlink r:id="rId16">
@@ -1444,7 +1796,7 @@
         <w:pStyle w:val="Compact"/>
         <w:numPr>
           <w:ilvl w:val="0"/>
-          <w:numId w:val="1020"/>
+          <w:numId w:val="1024"/>
         </w:numPr>
       </w:pPr>
       <w:hyperlink r:id="rId16">
@@ -1462,8 +1814,8 @@
         <w:t xml:space="preserve">— Consectetur adipiscing elit.</w:t>
       </w:r>
     </w:p>
-    <w:bookmarkEnd w:id="39"/>
-    <w:bookmarkStart w:id="48" w:name="academic-service"/>
+    <w:bookmarkEnd w:id="44"/>
+    <w:bookmarkStart w:id="53" w:name="academic-service"/>
     <w:p>
       <w:pPr>
         <w:pStyle w:val="Heading2"/>
@@ -1472,7 +1824,7 @@
         <w:t xml:space="preserve">Academic Service</w:t>
       </w:r>
     </w:p>
-    <w:bookmarkStart w:id="40" w:name="editorial-roles"/>
+    <w:bookmarkStart w:id="45" w:name="editorial-roles"/>
     <w:p>
       <w:pPr>
         <w:pStyle w:val="Heading3"/>
@@ -1486,7 +1838,7 @@
         <w:pStyle w:val="Compact"/>
         <w:numPr>
           <w:ilvl w:val="0"/>
-          <w:numId w:val="1021"/>
+          <w:numId w:val="1025"/>
         </w:numPr>
       </w:pPr>
       <w:r>
@@ -1508,7 +1860,7 @@
         <w:pStyle w:val="Compact"/>
         <w:numPr>
           <w:ilvl w:val="0"/>
-          <w:numId w:val="1021"/>
+          <w:numId w:val="1025"/>
         </w:numPr>
       </w:pPr>
       <w:r>
@@ -1525,8 +1877,8 @@
         <w:t xml:space="preserve">Consectetur adipiscing elit — Special Issue Dolor</w:t>
       </w:r>
     </w:p>
-    <w:bookmarkEnd w:id="40"/>
-    <w:bookmarkStart w:id="41" w:name="reviewing---journals"/>
+    <w:bookmarkEnd w:id="45"/>
+    <w:bookmarkStart w:id="46" w:name="reviewing---journals"/>
     <w:p>
       <w:pPr>
         <w:pStyle w:val="Heading3"/>
@@ -1562,8 +1914,8 @@
         <w:t xml:space="preserve">Journal Lorem Ipsum · Journal Dolor Sit · Revista Amet · Journal Consectetur</w:t>
       </w:r>
     </w:p>
-    <w:bookmarkEnd w:id="41"/>
-    <w:bookmarkStart w:id="42" w:name="reviewing---academic-ranks"/>
+    <w:bookmarkEnd w:id="46"/>
+    <w:bookmarkStart w:id="47" w:name="reviewing---academic-ranks"/>
     <w:p>
       <w:pPr>
         <w:pStyle w:val="Heading3"/>
@@ -1577,7 +1929,7 @@
         <w:pStyle w:val="Compact"/>
         <w:numPr>
           <w:ilvl w:val="0"/>
-          <w:numId w:val="1022"/>
+          <w:numId w:val="1026"/>
         </w:numPr>
       </w:pPr>
       <w:r>
@@ -1599,7 +1951,7 @@
         <w:pStyle w:val="Compact"/>
         <w:numPr>
           <w:ilvl w:val="0"/>
-          <w:numId w:val="1022"/>
+          <w:numId w:val="1026"/>
         </w:numPr>
       </w:pPr>
       <w:r>
@@ -1616,8 +1968,8 @@
         <w:t xml:space="preserve">Consectetur adipiscing elit — Universidad Dolor, Chile</w:t>
       </w:r>
     </w:p>
-    <w:bookmarkEnd w:id="42"/>
-    <w:bookmarkStart w:id="43" w:name="reviewing---projects"/>
+    <w:bookmarkEnd w:id="47"/>
+    <w:bookmarkStart w:id="48" w:name="reviewing---projects"/>
     <w:p>
       <w:pPr>
         <w:pStyle w:val="Heading3"/>
@@ -1634,8 +1986,8 @@
         <w:t xml:space="preserve">Lorem ipsum dolor sit amet: ANID (XX), CORFO (XX), Universidad Ipsum (XX).</w:t>
       </w:r>
     </w:p>
-    <w:bookmarkEnd w:id="43"/>
-    <w:bookmarkStart w:id="44" w:name="reviewing---scholarships"/>
+    <w:bookmarkEnd w:id="48"/>
+    <w:bookmarkStart w:id="49" w:name="reviewing---scholarships"/>
     <w:p>
       <w:pPr>
         <w:pStyle w:val="Heading3"/>
@@ -1652,8 +2004,8 @@
         <w:t xml:space="preserve">Lorem ipsum dolor sit amet: ANID (XX), Universidad Dolor (XX).</w:t>
       </w:r>
     </w:p>
-    <w:bookmarkEnd w:id="44"/>
-    <w:bookmarkStart w:id="45" w:name="master-theses-committees"/>
+    <w:bookmarkEnd w:id="49"/>
+    <w:bookmarkStart w:id="50" w:name="master-theses-committees"/>
     <w:p>
       <w:pPr>
         <w:pStyle w:val="Heading3"/>
@@ -1667,7 +2019,7 @@
         <w:pStyle w:val="Compact"/>
         <w:numPr>
           <w:ilvl w:val="0"/>
-          <w:numId w:val="1023"/>
+          <w:numId w:val="1027"/>
         </w:numPr>
       </w:pPr>
       <w:r>
@@ -1689,7 +2041,7 @@
         <w:pStyle w:val="Compact"/>
         <w:numPr>
           <w:ilvl w:val="0"/>
-          <w:numId w:val="1023"/>
+          <w:numId w:val="1027"/>
         </w:numPr>
       </w:pPr>
       <w:r>
@@ -1706,8 +2058,8 @@
         <w:t xml:space="preserve">Consectetur adipiscing elit — Nombre Apellido — Universidad Dolor, Chile</w:t>
       </w:r>
     </w:p>
-    <w:bookmarkEnd w:id="45"/>
-    <w:bookmarkStart w:id="46" w:name="doctoral-theses-committees"/>
+    <w:bookmarkEnd w:id="50"/>
+    <w:bookmarkStart w:id="51" w:name="doctoral-theses-committees"/>
     <w:p>
       <w:pPr>
         <w:pStyle w:val="Heading3"/>
@@ -1721,7 +2073,7 @@
         <w:pStyle w:val="Compact"/>
         <w:numPr>
           <w:ilvl w:val="0"/>
-          <w:numId w:val="1024"/>
+          <w:numId w:val="1028"/>
         </w:numPr>
       </w:pPr>
       <w:r>
@@ -1743,7 +2095,7 @@
         <w:pStyle w:val="Compact"/>
         <w:numPr>
           <w:ilvl w:val="0"/>
-          <w:numId w:val="1024"/>
+          <w:numId w:val="1028"/>
         </w:numPr>
       </w:pPr>
       <w:r>
@@ -1760,8 +2112,8 @@
         <w:t xml:space="preserve">Ut enim ad minim — Nombre Apellido — Universidad Dolor, Chile</w:t>
       </w:r>
     </w:p>
-    <w:bookmarkEnd w:id="46"/>
-    <w:bookmarkStart w:id="47" w:name="conference-organization-and-committees"/>
+    <w:bookmarkEnd w:id="51"/>
+    <w:bookmarkStart w:id="52" w:name="conference-organization-and-committees"/>
     <w:p>
       <w:pPr>
         <w:pStyle w:val="Heading3"/>
@@ -1775,7 +2127,7 @@
         <w:pStyle w:val="Compact"/>
         <w:numPr>
           <w:ilvl w:val="0"/>
-          <w:numId w:val="1025"/>
+          <w:numId w:val="1029"/>
         </w:numPr>
       </w:pPr>
       <w:r>
@@ -1807,7 +2159,7 @@
         <w:pStyle w:val="Compact"/>
         <w:numPr>
           <w:ilvl w:val="0"/>
-          <w:numId w:val="1025"/>
+          <w:numId w:val="1029"/>
         </w:numPr>
       </w:pPr>
       <w:r>
@@ -1834,9 +2186,9 @@
         <w:t xml:space="preserve">Program Committee</w:t>
       </w:r>
     </w:p>
-    <w:bookmarkEnd w:id="47"/>
-    <w:bookmarkEnd w:id="48"/>
-    <w:bookmarkStart w:id="51" w:name="talks"/>
+    <w:bookmarkEnd w:id="52"/>
+    <w:bookmarkEnd w:id="53"/>
+    <w:bookmarkStart w:id="56" w:name="talks"/>
     <w:p>
       <w:pPr>
         <w:pStyle w:val="Heading2"/>
@@ -1845,7 +2197,7 @@
         <w:t xml:space="preserve">Talks</w:t>
       </w:r>
     </w:p>
-    <w:bookmarkStart w:id="49" w:name="plenary-and-keynote-talks"/>
+    <w:bookmarkStart w:id="54" w:name="plenary-and-keynote-talks"/>
     <w:p>
       <w:pPr>
         <w:pStyle w:val="Heading3"/>
@@ -1859,7 +2211,7 @@
         <w:pStyle w:val="Compact"/>
         <w:numPr>
           <w:ilvl w:val="0"/>
-          <w:numId w:val="1026"/>
+          <w:numId w:val="1030"/>
         </w:numPr>
       </w:pPr>
       <w:r>
@@ -1881,7 +2233,7 @@
         <w:pStyle w:val="Compact"/>
         <w:numPr>
           <w:ilvl w:val="0"/>
-          <w:numId w:val="1026"/>
+          <w:numId w:val="1030"/>
         </w:numPr>
       </w:pPr>
       <w:r>
@@ -1898,8 +2250,8 @@
         <w:t xml:space="preserve">Consectetur adipiscing elit — Congreso Dolor, Chile</w:t>
       </w:r>
     </w:p>
-    <w:bookmarkEnd w:id="49"/>
-    <w:bookmarkStart w:id="50" w:name="conference-talks"/>
+    <w:bookmarkEnd w:id="54"/>
+    <w:bookmarkStart w:id="55" w:name="conference-talks"/>
     <w:p>
       <w:pPr>
         <w:pStyle w:val="Heading3"/>
@@ -1913,7 +2265,7 @@
         <w:pStyle w:val="Compact"/>
         <w:numPr>
           <w:ilvl w:val="0"/>
-          <w:numId w:val="1027"/>
+          <w:numId w:val="1031"/>
         </w:numPr>
       </w:pPr>
       <w:r>
@@ -1935,7 +2287,7 @@
         <w:pStyle w:val="Compact"/>
         <w:numPr>
           <w:ilvl w:val="0"/>
-          <w:numId w:val="1027"/>
+          <w:numId w:val="1031"/>
         </w:numPr>
       </w:pPr>
       <w:r>
@@ -1957,7 +2309,7 @@
         <w:pStyle w:val="Compact"/>
         <w:numPr>
           <w:ilvl w:val="0"/>
-          <w:numId w:val="1027"/>
+          <w:numId w:val="1031"/>
         </w:numPr>
       </w:pPr>
       <w:r>
@@ -1974,9 +2326,9 @@
         <w:t xml:space="preserve">Quis nostrud exercitation — Conference Sit, Francia</w:t>
       </w:r>
     </w:p>
-    <w:bookmarkEnd w:id="50"/>
-    <w:bookmarkEnd w:id="51"/>
-    <w:bookmarkStart w:id="54" w:name="other"/>
+    <w:bookmarkEnd w:id="55"/>
+    <w:bookmarkEnd w:id="56"/>
+    <w:bookmarkStart w:id="59" w:name="other"/>
     <w:p>
       <w:pPr>
         <w:pStyle w:val="Heading2"/>
@@ -1985,7 +2337,7 @@
         <w:t xml:space="preserve">Other</w:t>
       </w:r>
     </w:p>
-    <w:bookmarkStart w:id="52" w:name="membership-in-professional-societies"/>
+    <w:bookmarkStart w:id="57" w:name="membership-in-professional-societies"/>
     <w:p>
       <w:pPr>
         <w:pStyle w:val="Heading3"/>
@@ -1999,7 +2351,7 @@
         <w:pStyle w:val="Compact"/>
         <w:numPr>
           <w:ilvl w:val="0"/>
-          <w:numId w:val="1028"/>
+          <w:numId w:val="1032"/>
         </w:numPr>
       </w:pPr>
       <w:r>
@@ -2021,7 +2373,7 @@
         <w:pStyle w:val="Compact"/>
         <w:numPr>
           <w:ilvl w:val="0"/>
-          <w:numId w:val="1028"/>
+          <w:numId w:val="1032"/>
         </w:numPr>
       </w:pPr>
       <w:r>
@@ -2038,8 +2390,8 @@
         <w:t xml:space="preserve">Consectetur adipiscing elit — ICHIO — Instituto Chileno de Investigación de Operaciones</w:t>
       </w:r>
     </w:p>
-    <w:bookmarkEnd w:id="52"/>
-    <w:bookmarkStart w:id="53" w:name="languages"/>
+    <w:bookmarkEnd w:id="57"/>
+    <w:bookmarkStart w:id="58" w:name="languages"/>
     <w:p>
       <w:pPr>
         <w:pStyle w:val="Heading3"/>
@@ -2053,7 +2405,7 @@
         <w:pStyle w:val="Compact"/>
         <w:numPr>
           <w:ilvl w:val="0"/>
-          <w:numId w:val="1029"/>
+          <w:numId w:val="1033"/>
         </w:numPr>
       </w:pPr>
       <w:r>
@@ -2065,7 +2417,7 @@
         <w:pStyle w:val="Compact"/>
         <w:numPr>
           <w:ilvl w:val="0"/>
-          <w:numId w:val="1029"/>
+          <w:numId w:val="1033"/>
         </w:numPr>
       </w:pPr>
       <w:r>
@@ -2077,15 +2429,15 @@
         <w:pStyle w:val="Compact"/>
         <w:numPr>
           <w:ilvl w:val="0"/>
-          <w:numId w:val="1029"/>
+          <w:numId w:val="1033"/>
         </w:numPr>
       </w:pPr>
       <w:r>
         <w:t xml:space="preserve">Consectetur: adipiscing</w:t>
       </w:r>
     </w:p>
-    <w:bookmarkEnd w:id="53"/>
-    <w:bookmarkEnd w:id="54"/>
+    <w:bookmarkEnd w:id="58"/>
+    <w:bookmarkEnd w:id="59"/>
     <w:sectPr>
       <w:footnotePr>
         <w:numRestart w:val="eachSect"/>
@@ -2418,64 +2770,10 @@
     <w:abstractNumId w:val="991"/>
   </w:num>
   <w:num w:numId="1011">
-    <w:abstractNumId w:val="99411"/>
-    <w:lvlOverride w:ilvl="0">
-      <w:startOverride w:val="1"/>
-    </w:lvlOverride>
-    <w:lvlOverride w:ilvl="1">
-      <w:startOverride w:val="1"/>
-    </w:lvlOverride>
-    <w:lvlOverride w:ilvl="2">
-      <w:startOverride w:val="1"/>
-    </w:lvlOverride>
-    <w:lvlOverride w:ilvl="3">
-      <w:startOverride w:val="1"/>
-    </w:lvlOverride>
-    <w:lvlOverride w:ilvl="4">
-      <w:startOverride w:val="1"/>
-    </w:lvlOverride>
-    <w:lvlOverride w:ilvl="5">
-      <w:startOverride w:val="1"/>
-    </w:lvlOverride>
-    <w:lvlOverride w:ilvl="6">
-      <w:startOverride w:val="1"/>
-    </w:lvlOverride>
-    <w:lvlOverride w:ilvl="7">
-      <w:startOverride w:val="1"/>
-    </w:lvlOverride>
-    <w:lvlOverride w:ilvl="8">
-      <w:startOverride w:val="1"/>
-    </w:lvlOverride>
+    <w:abstractNumId w:val="991"/>
   </w:num>
   <w:num w:numId="1012">
-    <w:abstractNumId w:val="99411"/>
-    <w:lvlOverride w:ilvl="0">
-      <w:startOverride w:val="1"/>
-    </w:lvlOverride>
-    <w:lvlOverride w:ilvl="1">
-      <w:startOverride w:val="1"/>
-    </w:lvlOverride>
-    <w:lvlOverride w:ilvl="2">
-      <w:startOverride w:val="1"/>
-    </w:lvlOverride>
-    <w:lvlOverride w:ilvl="3">
-      <w:startOverride w:val="1"/>
-    </w:lvlOverride>
-    <w:lvlOverride w:ilvl="4">
-      <w:startOverride w:val="1"/>
-    </w:lvlOverride>
-    <w:lvlOverride w:ilvl="5">
-      <w:startOverride w:val="1"/>
-    </w:lvlOverride>
-    <w:lvlOverride w:ilvl="6">
-      <w:startOverride w:val="1"/>
-    </w:lvlOverride>
-    <w:lvlOverride w:ilvl="7">
-      <w:startOverride w:val="1"/>
-    </w:lvlOverride>
-    <w:lvlOverride w:ilvl="8">
-      <w:startOverride w:val="1"/>
-    </w:lvlOverride>
+    <w:abstractNumId w:val="991"/>
   </w:num>
   <w:num w:numId="1013">
     <w:abstractNumId w:val="99411"/>
@@ -2568,10 +2866,64 @@
     </w:lvlOverride>
   </w:num>
   <w:num w:numId="1016">
-    <w:abstractNumId w:val="991"/>
+    <w:abstractNumId w:val="99411"/>
+    <w:lvlOverride w:ilvl="0">
+      <w:startOverride w:val="1"/>
+    </w:lvlOverride>
+    <w:lvlOverride w:ilvl="1">
+      <w:startOverride w:val="1"/>
+    </w:lvlOverride>
+    <w:lvlOverride w:ilvl="2">
+      <w:startOverride w:val="1"/>
+    </w:lvlOverride>
+    <w:lvlOverride w:ilvl="3">
+      <w:startOverride w:val="1"/>
+    </w:lvlOverride>
+    <w:lvlOverride w:ilvl="4">
+      <w:startOverride w:val="1"/>
+    </w:lvlOverride>
+    <w:lvlOverride w:ilvl="5">
+      <w:startOverride w:val="1"/>
+    </w:lvlOverride>
+    <w:lvlOverride w:ilvl="6">
+      <w:startOverride w:val="1"/>
+    </w:lvlOverride>
+    <w:lvlOverride w:ilvl="7">
+      <w:startOverride w:val="1"/>
+    </w:lvlOverride>
+    <w:lvlOverride w:ilvl="8">
+      <w:startOverride w:val="1"/>
+    </w:lvlOverride>
   </w:num>
   <w:num w:numId="1017">
-    <w:abstractNumId w:val="991"/>
+    <w:abstractNumId w:val="99411"/>
+    <w:lvlOverride w:ilvl="0">
+      <w:startOverride w:val="1"/>
+    </w:lvlOverride>
+    <w:lvlOverride w:ilvl="1">
+      <w:startOverride w:val="1"/>
+    </w:lvlOverride>
+    <w:lvlOverride w:ilvl="2">
+      <w:startOverride w:val="1"/>
+    </w:lvlOverride>
+    <w:lvlOverride w:ilvl="3">
+      <w:startOverride w:val="1"/>
+    </w:lvlOverride>
+    <w:lvlOverride w:ilvl="4">
+      <w:startOverride w:val="1"/>
+    </w:lvlOverride>
+    <w:lvlOverride w:ilvl="5">
+      <w:startOverride w:val="1"/>
+    </w:lvlOverride>
+    <w:lvlOverride w:ilvl="6">
+      <w:startOverride w:val="1"/>
+    </w:lvlOverride>
+    <w:lvlOverride w:ilvl="7">
+      <w:startOverride w:val="1"/>
+    </w:lvlOverride>
+    <w:lvlOverride w:ilvl="8">
+      <w:startOverride w:val="1"/>
+    </w:lvlOverride>
   </w:num>
   <w:num w:numId="1018">
     <w:abstractNumId w:val="991"/>
@@ -2609,6 +2961,18 @@
   <w:num w:numId="1029">
     <w:abstractNumId w:val="991"/>
   </w:num>
+  <w:num w:numId="1030">
+    <w:abstractNumId w:val="991"/>
+  </w:num>
+  <w:num w:numId="1031">
+    <w:abstractNumId w:val="991"/>
+  </w:num>
+  <w:num w:numId="1032">
+    <w:abstractNumId w:val="991"/>
+  </w:num>
+  <w:num w:numId="1033">
+    <w:abstractNumId w:val="991"/>
+  </w:num>
 </w:numbering>
 </file>
 
@@ -2640,6 +3004,7 @@
     <w:link w:val="BodyTextChar"/>
     <w:qFormat/>
     <w:pPr>
+      <w:jc w:val="both"/>
       <w:spacing w:after="180" w:before="180"/>
     </w:pPr>
   </w:style>
@@ -2648,12 +3013,16 @@
     <w:basedOn w:val="BodyText"/>
     <w:next w:val="BodyText"/>
     <w:qFormat/>
+    <w:pPr>
+      <w:jc w:val="both"/>
+    </w:pPr>
   </w:style>
   <w:style w:customStyle="1" w:styleId="Compact" w:type="paragraph">
     <w:name w:val="Compact"/>
     <w:basedOn w:val="BodyText"/>
     <w:qFormat/>
     <w:pPr>
+      <w:jc w:val="both"/>
       <w:spacing w:after="36" w:before="36"/>
     </w:pPr>
   </w:style>
